--- a/flow/20251212_build_octoechos_sources/Джерело. Глас 1.docx
+++ b/flow/20251212_build_octoechos_sources/Джерело. Глас 1.docx
@@ -20,6 +20,9 @@
     </w:p>
     <w:p>
       <w:r>
+        <w:rPr>
+          <w:highlight w:val="darkGray"/>
+        </w:rPr>
         <w:t>/октоїх/1/НД</w:t>
       </w:r>
     </w:p>
@@ -36,12 +39,18 @@
         <w:pStyle w:val="Heading3"/>
       </w:pPr>
       <w:r>
-        <w:t>//господи_взиваю</w:t>
-      </w:r>
-    </w:p>
-    <w:p>
-      <w:r>
-        <w:t>//господи_взиваю/1</w:t>
+        <w:rPr>
+          <w:highlight w:val="darkGray"/>
+        </w:rPr>
+        <w:t>//вечірня/господи_взиваю</w:t>
+      </w:r>
+    </w:p>
+    <w:p>
+      <w:r>
+        <w:rPr>
+          <w:highlight w:val="darkGray"/>
+        </w:rPr>
+        <w:t>//вечірня/господи_взиваю/стихири/1</w:t>
       </w:r>
     </w:p>
     <w:p>
@@ -68,7 +77,10 @@
     </w:p>
     <w:p>
       <w:r>
-        <w:t>//господи_взиваю/2</w:t>
+        <w:rPr>
+          <w:highlight w:val="darkGray"/>
+        </w:rPr>
+        <w:t>//вечірня/господи_взиваю/стихири/2</w:t>
       </w:r>
     </w:p>
     <w:p>
@@ -86,7 +98,10 @@
     </w:p>
     <w:p>
       <w:r>
-        <w:t>//господи_взиваю/3</w:t>
+        <w:rPr>
+          <w:highlight w:val="darkGray"/>
+        </w:rPr>
+        <w:t>//вечірня/господи_взиваю/стихири/3</w:t>
       </w:r>
     </w:p>
     <w:p>
@@ -111,7 +126,10 @@
     </w:p>
     <w:p>
       <w:r>
-        <w:t>//господи_взиваю/4</w:t>
+        <w:rPr>
+          <w:highlight w:val="darkGray"/>
+        </w:rPr>
+        <w:t>//вечірня/господи_взиваю/стихири/4</w:t>
       </w:r>
     </w:p>
     <w:p>
@@ -136,7 +154,10 @@
     </w:p>
     <w:p>
       <w:r>
-        <w:t>//господи_взиваю/5</w:t>
+        <w:rPr>
+          <w:highlight w:val="darkGray"/>
+        </w:rPr>
+        <w:t>//вечірня/господи_взиваю/стихири/5</w:t>
       </w:r>
     </w:p>
     <w:p>
@@ -168,7 +189,10 @@
     </w:p>
     <w:p>
       <w:r>
-        <w:t>//господи_взиваю/6</w:t>
+        <w:rPr>
+          <w:highlight w:val="darkGray"/>
+        </w:rPr>
+        <w:t>//вечірня/господи_взиваю/стихири/6</w:t>
       </w:r>
     </w:p>
     <w:p>
@@ -193,7 +217,10 @@
     </w:p>
     <w:p>
       <w:r>
-        <w:t>//господи_взиваю/7</w:t>
+        <w:rPr>
+          <w:highlight w:val="darkGray"/>
+        </w:rPr>
+        <w:t>//вечірня/господи_взиваю/стихири/7</w:t>
       </w:r>
     </w:p>
     <w:p>
@@ -217,37 +244,11 @@
       </w:r>
     </w:p>
     <w:p>
-      <w:pPr>
-        <w:pStyle w:val="Heading1"/>
-      </w:pPr>
-      <w:r>
-        <w:t>Глас 1 - ПН</w:t>
-      </w:r>
-    </w:p>
-    <w:p>
-      <w:r>
-        <w:t>/октоїх/1/ПН</w:t>
-      </w:r>
-    </w:p>
-    <w:p>
-      <w:pPr>
-        <w:pStyle w:val="Heading2"/>
-      </w:pPr>
-      <w:r>
-        <w:t>ВЕЧІРНЯ</w:t>
-      </w:r>
-    </w:p>
-    <w:p>
-      <w:pPr>
-        <w:pStyle w:val="Heading3"/>
-      </w:pPr>
-      <w:r>
-        <w:t>//господи_взиваю</w:t>
-      </w:r>
-    </w:p>
-    <w:p>
-      <w:r>
-        <w:t>//господи_взиваю/1</w:t>
+      <w:r>
+        <w:rPr>
+          <w:highlight w:val="darkGray"/>
+        </w:rPr>
+        <w:t>//вечірня/стиховня/стихири/1</w:t>
       </w:r>
     </w:p>
     <w:p>
@@ -261,38 +262,23 @@
           <w:i/>
           <w:color w:val="FF0000"/>
           <w:sz w:val="24"/>
-          <w:highlight w:val="darkCyan"/>
-        </w:rPr>
-        <w:t>(г. 1, подібний: Преславні мученики):</w:t>
-      </w:r>
-      <w:r>
-        <w:rPr>
-          <w:rFonts w:ascii="Times New Roman" w:hAnsi="Times New Roman"/>
-          <w:sz w:val="24"/>
-          <w:highlight w:val="darkCyan"/>
-        </w:rPr>
-        <w:t xml:space="preserve"> Отче преблагий!* Ти послав </w:t>
-      </w:r>
-      <w:r>
-        <w:rPr>
-          <w:rFonts w:ascii="Times New Roman" w:hAnsi="Times New Roman"/>
-          <w:sz w:val="24"/>
-          <w:highlight w:val="darkCyan"/>
-        </w:rPr>
-        <w:t>Т</w:t>
-      </w:r>
-      <w:r>
-        <w:rPr>
-          <w:rFonts w:ascii="Times New Roman" w:hAnsi="Times New Roman"/>
-          <w:sz w:val="24"/>
-          <w:highlight w:val="darkCyan"/>
-        </w:rPr>
-        <w:t>вого Сина,* як предоброго Господа,* щоб блудного сина взяти на рамена,* заблукану овечку піднести* і ввести її туди, звідки вона вийшла:* в огорожу твоїх ангелів,* необманних сил.</w:t>
-      </w:r>
-    </w:p>
-    <w:p>
-      <w:r>
-        <w:t>//господи_взиваю/2</w:t>
+        </w:rPr>
+        <w:t>(г. 1):</w:t>
+      </w:r>
+      <w:r>
+        <w:rPr>
+          <w:rFonts w:ascii="Times New Roman" w:hAnsi="Times New Roman"/>
+          <w:sz w:val="24"/>
+        </w:rPr>
+        <w:t xml:space="preserve"> Стражда́ннями Твої́ми, Хри́сте,* ми ви́зволились від стражда́нь,* і Твої́м воскресі́нням ми звільни́лися від тлі́ння:* Го́споди, – сла́ва Тобі́!</w:t>
+      </w:r>
+    </w:p>
+    <w:p>
+      <w:r>
+        <w:rPr>
+          <w:highlight w:val="darkGray"/>
+        </w:rPr>
+        <w:t>//вечірня/стиховня/стихири/2</w:t>
       </w:r>
     </w:p>
     <w:p>
@@ -304,126 +290,23 @@
         <w:rPr>
           <w:rFonts w:ascii="Times New Roman" w:hAnsi="Times New Roman"/>
           <w:sz w:val="24"/>
-          <w:highlight w:val="darkCyan"/>
-        </w:rPr>
-        <w:t xml:space="preserve">Отче преблагий!* Задля великої доброти </w:t>
-      </w:r>
-      <w:r>
-        <w:rPr>
-          <w:rFonts w:ascii="Times New Roman" w:hAnsi="Times New Roman"/>
-          <w:sz w:val="24"/>
-          <w:highlight w:val="darkCyan"/>
-        </w:rPr>
-        <w:t>Т</w:t>
-      </w:r>
-      <w:r>
-        <w:rPr>
-          <w:rFonts w:ascii="Times New Roman" w:hAnsi="Times New Roman"/>
-          <w:sz w:val="24"/>
-          <w:highlight w:val="darkCyan"/>
-        </w:rPr>
-        <w:t xml:space="preserve">вого милосердя,* усе </w:t>
-      </w:r>
-      <w:r>
-        <w:rPr>
-          <w:rFonts w:ascii="Times New Roman" w:hAnsi="Times New Roman"/>
-          <w:sz w:val="24"/>
-          <w:highlight w:val="darkCyan"/>
-        </w:rPr>
-        <w:t>Т</w:t>
-      </w:r>
-      <w:r>
-        <w:rPr>
-          <w:rFonts w:ascii="Times New Roman" w:hAnsi="Times New Roman"/>
-          <w:sz w:val="24"/>
-          <w:highlight w:val="darkCyan"/>
-        </w:rPr>
-        <w:t xml:space="preserve">и вивів з небуття як Бог,* накінець же </w:t>
-      </w:r>
-      <w:r>
-        <w:rPr>
-          <w:rFonts w:ascii="Times New Roman" w:hAnsi="Times New Roman"/>
-          <w:sz w:val="24"/>
-          <w:highlight w:val="darkCyan"/>
-        </w:rPr>
-        <w:t>Т</w:t>
-      </w:r>
-      <w:r>
-        <w:rPr>
-          <w:rFonts w:ascii="Times New Roman" w:hAnsi="Times New Roman"/>
-          <w:sz w:val="24"/>
-          <w:highlight w:val="darkCyan"/>
-        </w:rPr>
-        <w:t xml:space="preserve">воєю рукою* створив </w:t>
-      </w:r>
-      <w:r>
-        <w:rPr>
-          <w:rFonts w:ascii="Times New Roman" w:hAnsi="Times New Roman"/>
-          <w:sz w:val="24"/>
-          <w:highlight w:val="darkCyan"/>
-        </w:rPr>
-        <w:t>людину</w:t>
-      </w:r>
-      <w:r>
-        <w:rPr>
-          <w:rFonts w:ascii="Times New Roman" w:hAnsi="Times New Roman"/>
-          <w:sz w:val="24"/>
-          <w:highlight w:val="darkCyan"/>
-        </w:rPr>
-        <w:t xml:space="preserve"> на </w:t>
-      </w:r>
-      <w:r>
-        <w:rPr>
-          <w:rFonts w:ascii="Times New Roman" w:hAnsi="Times New Roman"/>
-          <w:sz w:val="24"/>
-          <w:highlight w:val="darkCyan"/>
-        </w:rPr>
-        <w:t>Т</w:t>
-      </w:r>
-      <w:r>
-        <w:rPr>
-          <w:rFonts w:ascii="Times New Roman" w:hAnsi="Times New Roman"/>
-          <w:sz w:val="24"/>
-          <w:highlight w:val="darkCyan"/>
-        </w:rPr>
-        <w:t xml:space="preserve">вій образ* і, як </w:t>
-      </w:r>
-      <w:r>
-        <w:rPr>
-          <w:rFonts w:ascii="Times New Roman" w:hAnsi="Times New Roman"/>
-          <w:sz w:val="24"/>
-          <w:highlight w:val="darkCyan"/>
-        </w:rPr>
-        <w:t>людинолюбний</w:t>
-      </w:r>
-      <w:r>
-        <w:rPr>
-          <w:rFonts w:ascii="Times New Roman" w:hAnsi="Times New Roman"/>
-          <w:sz w:val="24"/>
-          <w:highlight w:val="darkCyan"/>
-        </w:rPr>
-        <w:t xml:space="preserve">,* відновив його потерпілого переступом* </w:t>
-      </w:r>
-      <w:r>
-        <w:rPr>
-          <w:rFonts w:ascii="Times New Roman" w:hAnsi="Times New Roman"/>
-          <w:sz w:val="24"/>
-          <w:highlight w:val="darkCyan"/>
-        </w:rPr>
-        <w:t>Т</w:t>
-      </w:r>
-      <w:r>
-        <w:rPr>
-          <w:rFonts w:ascii="Times New Roman" w:hAnsi="Times New Roman"/>
-          <w:sz w:val="24"/>
-          <w:highlight w:val="darkCyan"/>
-        </w:rPr>
-        <w:t>воїх заповідей.</w:t>
-      </w:r>
-    </w:p>
-    <w:p>
-      <w:r>
-        <w:t>//господи_взиваю/3</w:t>
+        </w:rPr>
+        <w:t xml:space="preserve">Неха́й раді́є створі́ння, неха́й веселя́ться небеса́,* наро́ди неха́й пле́щуть рука́ми з ра́дости.* Бо Христо́с, наш Спаси́тель, приби́в на́ші гріхи́ на хресті́,* подола́в смерть, життя́ нам </w:t>
+      </w:r>
+      <w:r>
+        <w:rPr>
+          <w:rFonts w:ascii="Times New Roman" w:hAnsi="Times New Roman"/>
+          <w:sz w:val="24"/>
+        </w:rPr>
+        <w:t>дарува́в* і на́шого праотця́ Ада́ма упа́лого воскреси́в,* як Людинолю́бець.</w:t>
+      </w:r>
+    </w:p>
+    <w:p>
+      <w:r>
+        <w:rPr>
+          <w:highlight w:val="darkGray"/>
+        </w:rPr>
+        <w:t>//вечірня/стиховня/стихири/3</w:t>
       </w:r>
     </w:p>
     <w:p>
@@ -435,91 +318,30 @@
         <w:rPr>
           <w:rFonts w:ascii="Times New Roman" w:hAnsi="Times New Roman"/>
           <w:sz w:val="24"/>
-          <w:highlight w:val="darkCyan"/>
-        </w:rPr>
-        <w:t xml:space="preserve">Господи </w:t>
-      </w:r>
-      <w:r>
-        <w:rPr>
-          <w:rFonts w:ascii="Times New Roman" w:hAnsi="Times New Roman"/>
-          <w:sz w:val="24"/>
-          <w:highlight w:val="darkCyan"/>
-        </w:rPr>
-        <w:t>Людинолюбче</w:t>
-      </w:r>
-      <w:r>
-        <w:rPr>
-          <w:rFonts w:ascii="Times New Roman" w:hAnsi="Times New Roman"/>
-          <w:sz w:val="24"/>
-          <w:highlight w:val="darkCyan"/>
-        </w:rPr>
-        <w:t xml:space="preserve">!* Бувши справжнім Сином небесного Отця,* явився </w:t>
-      </w:r>
-      <w:r>
-        <w:rPr>
-          <w:rFonts w:ascii="Times New Roman" w:hAnsi="Times New Roman"/>
-          <w:sz w:val="24"/>
-          <w:highlight w:val="darkCyan"/>
-        </w:rPr>
-        <w:t>Т</w:t>
-      </w:r>
-      <w:r>
-        <w:rPr>
-          <w:rFonts w:ascii="Times New Roman" w:hAnsi="Times New Roman"/>
-          <w:sz w:val="24"/>
-          <w:highlight w:val="darkCyan"/>
-        </w:rPr>
-        <w:t xml:space="preserve">и серед нас як Син Чоловічий,* щоб нас, обманених зміїною хитрістю,* взяти на </w:t>
-      </w:r>
-      <w:r>
-        <w:rPr>
-          <w:rFonts w:ascii="Times New Roman" w:hAnsi="Times New Roman"/>
-          <w:sz w:val="24"/>
-          <w:highlight w:val="darkCyan"/>
-        </w:rPr>
-        <w:t>С</w:t>
-      </w:r>
-      <w:r>
-        <w:rPr>
-          <w:rFonts w:ascii="Times New Roman" w:hAnsi="Times New Roman"/>
-          <w:sz w:val="24"/>
-          <w:highlight w:val="darkCyan"/>
-        </w:rPr>
-        <w:t>вої рамена, як овечку,* і ввести в небесну огорожу.</w:t>
-      </w:r>
-    </w:p>
-    <w:p>
-      <w:pPr>
-        <w:pStyle w:val="Heading1"/>
-      </w:pPr>
-      <w:r>
-        <w:t>Глас 1 - ВТ</w:t>
-      </w:r>
-    </w:p>
-    <w:p>
-      <w:r>
-        <w:t>/октоїх/1/ВТ</w:t>
-      </w:r>
-    </w:p>
-    <w:p>
-      <w:pPr>
-        <w:pStyle w:val="Heading2"/>
-      </w:pPr>
-      <w:r>
-        <w:t>ВЕЧІРНЯ</w:t>
-      </w:r>
-    </w:p>
-    <w:p>
-      <w:pPr>
-        <w:pStyle w:val="Heading3"/>
-      </w:pPr>
-      <w:r>
-        <w:t>//господи_взиваю</w:t>
-      </w:r>
-    </w:p>
-    <w:p>
-      <w:r>
-        <w:t>//господи_взиваю/1</w:t>
+        </w:rPr>
+        <w:t>Бу́вши недося́жним царе́м не́ба і землі́,* із-за Твого́ людинолю́б’я Ти доброві́льно розп’я́вся.* Ад, стрі́ну</w:t>
+      </w:r>
+      <w:r>
+        <w:rPr>
+          <w:rFonts w:ascii="Times New Roman" w:hAnsi="Times New Roman"/>
+          <w:sz w:val="24"/>
+        </w:rPr>
+        <w:t>вши Тебе́ внизу́, засмути́вся,* але́ ду́ші пра́ведників, прийня́вши Тебе́, зраді́ли* і Ада́м, поба́чивши Тебе́, Творця́, в підзе́мнім сві́ті – воскре́снув.* О, чу́до! Як же то Життя́ всіх зазна́ло сме́рти?* Бо Ти бажа́в просвіти́ти світ, що кли́че й промов</w:t>
+      </w:r>
+      <w:r>
+        <w:rPr>
+          <w:rFonts w:ascii="Times New Roman" w:hAnsi="Times New Roman"/>
+          <w:sz w:val="24"/>
+        </w:rPr>
+        <w:t>ля́є:* Воскре́слий з ме́ртвих, Го́споди, сла́ва Тобі́!</w:t>
+      </w:r>
+    </w:p>
+    <w:p>
+      <w:r>
+        <w:rPr>
+          <w:highlight w:val="darkGray"/>
+        </w:rPr>
+        <w:t>//вечірня/стиховня/стихири/4</w:t>
       </w:r>
     </w:p>
     <w:p>
@@ -530,23 +352,120 @@
       <w:r>
         <w:rPr>
           <w:rFonts w:ascii="Times New Roman" w:hAnsi="Times New Roman"/>
+          <w:sz w:val="24"/>
+        </w:rPr>
+        <w:t>Мироно́сиці жінки́, несучи́ ми́ро,* поспі́шно і з рида́нням прийшли́ до Твого́ гро́бу* і, не знайшо́вши пречи́стого ті́</w:t>
+      </w:r>
+      <w:r>
+        <w:rPr>
+          <w:rFonts w:ascii="Times New Roman" w:hAnsi="Times New Roman"/>
+          <w:sz w:val="24"/>
+        </w:rPr>
+        <w:t>ла Твого́,* від а́нгела дові́далися про нове́ й пресла́вне чу́до,* та й говори́ли апо́столам: Воскре́с Госпо́дь,* яки́й дає́ сві́тові вели́ку ми́лість.</w:t>
+      </w:r>
+    </w:p>
+    <w:p>
+      <w:r>
+        <w:rPr>
+          <w:highlight w:val="darkGray"/>
+        </w:rPr>
+        <w:t>//вечірня/стиховня/стихири/5</w:t>
+      </w:r>
+    </w:p>
+    <w:p>
+      <w:pPr>
+        <w:spacing w:after="120"/>
+        <w:jc w:val="both"/>
+      </w:pPr>
+      <w:r>
+        <w:rPr>
+          <w:rFonts w:ascii="Times New Roman" w:hAnsi="Times New Roman"/>
+          <w:b/>
+          <w:sz w:val="24"/>
+        </w:rPr>
+        <w:t>Слава і нині:</w:t>
+      </w:r>
+      <w:r>
+        <w:rPr>
+          <w:rFonts w:ascii="Times New Roman" w:hAnsi="Times New Roman"/>
+          <w:sz w:val="24"/>
+        </w:rPr>
+        <w:t xml:space="preserve"> Ось і спо́внилось проро́цтво Іса́ї:* Ді́ва породи́ла і не́ю залиши́лась по наро́дженні, як</w:t>
+      </w:r>
+      <w:r>
+        <w:rPr>
+          <w:rFonts w:ascii="Times New Roman" w:hAnsi="Times New Roman"/>
+          <w:sz w:val="24"/>
+        </w:rPr>
+        <w:t xml:space="preserve"> і рані́ше,* бо Бог народи́вся, тому́ й зміни́в зако́н приро́ди.* Тож, Богома́ти, не погорди́ молі́ннями твої́х слуг,* що їх у хра́мі твої́м прино́сять,* але́ як та, що но́сить на свої́х рука́х Милосе́рдного,* зми́луйся над твої́ми слу́гами і моли́,* щоб с</w:t>
+      </w:r>
+      <w:r>
+        <w:rPr>
+          <w:rFonts w:ascii="Times New Roman" w:hAnsi="Times New Roman"/>
+          <w:sz w:val="24"/>
+        </w:rPr>
+        <w:t>пасли́ся ду́ші на́ші.</w:t>
+      </w:r>
+    </w:p>
+    <w:p>
+      <w:pPr>
+        <w:pStyle w:val="Heading2"/>
+      </w:pPr>
+      <w:r>
+        <w:t>УТРЕНЯ</w:t>
+      </w:r>
+    </w:p>
+    <w:p>
+      <w:r>
+        <w:rPr>
+          <w:highlight w:val="darkGray"/>
+        </w:rPr>
+        <w:t>//утреня/сідальні_по_першому_славословї/1</w:t>
+      </w:r>
+    </w:p>
+    <w:p>
+      <w:pPr>
+        <w:spacing w:after="120"/>
+        <w:jc w:val="both"/>
+      </w:pPr>
+      <w:r>
+        <w:rPr>
+          <w:rFonts w:ascii="Times New Roman" w:hAnsi="Times New Roman"/>
           <w:i/>
           <w:color w:val="FF0000"/>
           <w:sz w:val="24"/>
         </w:rPr>
-        <w:t>(г. 1, подібний: Преславні мученики):</w:t>
-      </w:r>
-      <w:r>
-        <w:rPr>
-          <w:rFonts w:ascii="Times New Roman" w:hAnsi="Times New Roman"/>
-          <w:sz w:val="24"/>
-        </w:rPr>
-        <w:t xml:space="preserve"> Усе життя наше, Господи,* соромно і блудно ми окаянні прожили,* тож як блудні сини, зі смиренням кличемо:* Отче Небесний, згрішили ми, очисти і спаси нас,* і не відкинь нас, що самохіть від тебе віддалились* і нині збідніли* внаслідок безплідних учинків!</w:t>
-      </w:r>
-    </w:p>
-    <w:p>
-      <w:r>
-        <w:t>//господи_взиваю/2</w:t>
+        <w:t>(г. 1):</w:t>
+      </w:r>
+      <w:r>
+        <w:rPr>
+          <w:rFonts w:ascii="Times New Roman" w:hAnsi="Times New Roman"/>
+          <w:color w:val="FF0000"/>
+          <w:sz w:val="24"/>
+        </w:rPr>
+        <w:t xml:space="preserve"> </w:t>
+      </w:r>
+      <w:r>
+        <w:rPr>
+          <w:rFonts w:ascii="Times New Roman" w:hAnsi="Times New Roman"/>
+          <w:sz w:val="24"/>
+        </w:rPr>
+        <w:t>Воїни, які стерегли твого гробу, Спасе,* обмертвіли від сяйва твого ангела,* що з'явився і звістив жінкам воскресіння.* Тому славимо тебе, переможц</w:t>
+      </w:r>
+      <w:r>
+        <w:rPr>
+          <w:rFonts w:ascii="Times New Roman" w:hAnsi="Times New Roman"/>
+          <w:sz w:val="24"/>
+        </w:rPr>
+        <w:t>я тлінности,* і припадаємо до тебе, воскреслого з гробу,* єдиного Бога нашого.</w:t>
+      </w:r>
+    </w:p>
+    <w:p>
+      <w:r>
+        <w:rPr>
+          <w:highlight w:val="darkGray"/>
+        </w:rPr>
+        <w:t>//утреня/сідальні_по_першому_славословї/2</w:t>
       </w:r>
     </w:p>
     <w:p>
@@ -557,14 +476,32 @@
       <w:r>
         <w:rPr>
           <w:rFonts w:ascii="Times New Roman" w:hAnsi="Times New Roman"/>
-          <w:sz w:val="24"/>
-        </w:rPr>
-        <w:t>Бувши багатим, Христе, ти став убогим,* щоб збагатити людей безсмертям і світлістю.* Тому й нас, збіднілих задля розкошувань житейських,* збагати чеснотами й залічи нас до бідного Лазаря,* рятуючи від муки багача і від пекла,* що нас очікує.</w:t>
-      </w:r>
-    </w:p>
-    <w:p>
-      <w:r>
-        <w:t>//господи_взиваю/3</w:t>
+          <w:b/>
+          <w:sz w:val="24"/>
+        </w:rPr>
+        <w:t>Слава і нині</w:t>
+      </w:r>
+      <w:r>
+        <w:rPr>
+          <w:rFonts w:ascii="Times New Roman" w:hAnsi="Times New Roman"/>
+          <w:sz w:val="24"/>
+        </w:rPr>
+        <w:t>: Ми, що прибігаємо з любов'ю до твоєї доброти,* визнаємо тебе як Божу матір* і після родження справжню Діву,* бо в тобі ми, грішні, маємо заступницю;* в тобі, єдині</w:t>
+      </w:r>
+      <w:r>
+        <w:rPr>
+          <w:rFonts w:ascii="Times New Roman" w:hAnsi="Times New Roman"/>
+          <w:sz w:val="24"/>
+        </w:rPr>
+        <w:t>й і всенепорочній,* ми знайшли в напастях спасіння.</w:t>
+      </w:r>
+    </w:p>
+    <w:p>
+      <w:r>
+        <w:rPr>
+          <w:highlight w:val="darkGray"/>
+        </w:rPr>
+        <w:t>//утреня/сідальні_по_другому_славословї/1</w:t>
       </w:r>
     </w:p>
     <w:p>
@@ -575,43 +512,41 @@
       <w:r>
         <w:rPr>
           <w:rFonts w:ascii="Times New Roman" w:hAnsi="Times New Roman"/>
-          <w:sz w:val="24"/>
-        </w:rPr>
-        <w:t>Вельми збагатіли ми злобою, Господи,* полюбивши розкошування й отримавши у житті блага,* та й були засуджені до пекла,* погордивши зголоднілим нашим умом, немов Лазарем,* і покинувши його перед воротами твоїх божественних учинків,* тому змилуйся над нами, Господи.</w:t>
-      </w:r>
-    </w:p>
-    <w:p>
-      <w:pPr>
-        <w:pStyle w:val="Heading1"/>
-      </w:pPr>
-      <w:r>
-        <w:t>Глас 1 - СР</w:t>
-      </w:r>
-    </w:p>
-    <w:p>
-      <w:r>
-        <w:t>/октоїх/1/СР</w:t>
-      </w:r>
-    </w:p>
-    <w:p>
-      <w:pPr>
-        <w:pStyle w:val="Heading2"/>
-      </w:pPr>
-      <w:r>
-        <w:t>ВЕЧІРНЯ</w:t>
-      </w:r>
-    </w:p>
-    <w:p>
-      <w:pPr>
-        <w:pStyle w:val="Heading3"/>
-      </w:pPr>
-      <w:r>
-        <w:t>//господи_взиваю</w:t>
-      </w:r>
-    </w:p>
-    <w:p>
-      <w:r>
-        <w:t>//господи_взиваю/1</w:t>
+          <w:i/>
+          <w:color w:val="FF0000"/>
+          <w:sz w:val="24"/>
+        </w:rPr>
+        <w:t>(г. 1):</w:t>
+      </w:r>
+      <w:r>
+        <w:rPr>
+          <w:rFonts w:ascii="Times New Roman" w:hAnsi="Times New Roman"/>
+          <w:color w:val="FF0000"/>
+          <w:sz w:val="24"/>
+        </w:rPr>
+        <w:t xml:space="preserve"> </w:t>
+      </w:r>
+      <w:r>
+        <w:rPr>
+          <w:rFonts w:ascii="Times New Roman" w:hAnsi="Times New Roman"/>
+          <w:sz w:val="24"/>
+        </w:rPr>
+        <w:t>Жінки, що вдосвіта прийшли до гробу,* побачивши явління ангелів, затремтіли;* їх здивувало чудо, бо з гробу засяяло Життя.* Тому, пішовши, звістили учням воскресіння:* що Христос, як єдиний кріпкий і могутній, ад полонив,* і підняв з собою в</w:t>
+      </w:r>
+      <w:r>
+        <w:rPr>
+          <w:rFonts w:ascii="Times New Roman" w:hAnsi="Times New Roman"/>
+          <w:sz w:val="24"/>
+        </w:rPr>
+        <w:t>сіх зотлілих,* знищивши хрестом страх перед засудом.</w:t>
+      </w:r>
+    </w:p>
+    <w:p>
+      <w:r>
+        <w:rPr>
+          <w:highlight w:val="darkGray"/>
+        </w:rPr>
+        <w:t>//утреня/сідальні_по_другому_славословї/2</w:t>
       </w:r>
     </w:p>
     <w:p>
@@ -622,11 +557,47 @@
       <w:r>
         <w:rPr>
           <w:rFonts w:ascii="Times New Roman" w:hAnsi="Times New Roman"/>
+          <w:b/>
+          <w:sz w:val="24"/>
+        </w:rPr>
+        <w:t>Слава і нині</w:t>
+      </w:r>
+      <w:r>
+        <w:rPr>
+          <w:rFonts w:ascii="Times New Roman" w:hAnsi="Times New Roman"/>
+          <w:sz w:val="24"/>
+        </w:rPr>
+        <w:t>: Маріє, честигідне Владики пристановище!* Піднеси нас упалих у пропасть тяжкої зневіри,* провин і пригноблення,* бо ти для грішників спасіння і допомога,* і сильна оборона, та й спасаєш слуг</w:t>
+      </w:r>
+      <w:r>
+        <w:rPr>
+          <w:rFonts w:ascii="Times New Roman" w:hAnsi="Times New Roman"/>
+          <w:sz w:val="24"/>
+        </w:rPr>
+        <w:t xml:space="preserve"> твоїх.</w:t>
+      </w:r>
+    </w:p>
+    <w:p>
+      <w:r>
+        <w:rPr>
+          <w:highlight w:val="darkGray"/>
+        </w:rPr>
+        <w:t>//утреня/хвалитні/стихири/1</w:t>
+      </w:r>
+    </w:p>
+    <w:p>
+      <w:pPr>
+        <w:spacing w:after="120"/>
+        <w:jc w:val="both"/>
+      </w:pPr>
+      <w:r>
+        <w:rPr>
+          <w:rFonts w:ascii="Times New Roman" w:hAnsi="Times New Roman"/>
           <w:i/>
           <w:color w:val="FF0000"/>
           <w:sz w:val="24"/>
         </w:rPr>
-        <w:t>(г. 1, подібний: Преславні мученики):</w:t>
+        <w:t>(г. 1):</w:t>
       </w:r>
       <w:r>
         <w:rPr>
@@ -641,12 +612,15 @@
           <w:rFonts w:ascii="Times New Roman" w:hAnsi="Times New Roman"/>
           <w:sz w:val="24"/>
         </w:rPr>
-        <w:t>Прибитий до хреста як людина, Христе Боже,* ти обожив людську природу* і вбив змія, зачинателя злоби,* а нас, як добросердий,* ставши за нас прокляттям, визволив від прокляття дерева,* даючи світові благословення* і велику милість.</w:t>
-      </w:r>
-    </w:p>
-    <w:p>
-      <w:r>
-        <w:t>//господи_взиваю/2</w:t>
+        <w:t>Оспівуємо, Христе,* твої спасенні страждання* і прославляємо твоє воскресіння.</w:t>
+      </w:r>
+    </w:p>
+    <w:p>
+      <w:r>
+        <w:rPr>
+          <w:highlight w:val="darkGray"/>
+        </w:rPr>
+        <w:t>//утреня/хвалитні/стихири/2</w:t>
       </w:r>
     </w:p>
     <w:p>
@@ -659,12 +633,15 @@
           <w:rFonts w:ascii="Times New Roman" w:hAnsi="Times New Roman"/>
           <w:sz w:val="24"/>
         </w:rPr>
-        <w:t>Бувши вище всякої чести, Владико,* ти дозволив себе збезчестити,* витерпівши, Щедрий, на дереві ганебну смерть.* Через неї безсмертя* обняло людський рід,* і він прийняв первісне життя,* коли ти вмер тілом, Всесильний.</w:t>
-      </w:r>
-    </w:p>
-    <w:p>
-      <w:r>
-        <w:t>//господи_взиваю/3</w:t>
+        <w:t>Ти, що хрест витерпів і смерть подолав* та й воскрес із мертвих,* тихомирним учини наше життя, Господи,* як єдиний всемогутній.</w:t>
+      </w:r>
+    </w:p>
+    <w:p>
+      <w:r>
+        <w:rPr>
+          <w:highlight w:val="darkGray"/>
+        </w:rPr>
+        <w:t>//утреня/хвалитні/стихири/3</w:t>
       </w:r>
     </w:p>
     <w:p>
@@ -677,41 +654,22 @@
           <w:rFonts w:ascii="Times New Roman" w:hAnsi="Times New Roman"/>
           <w:sz w:val="24"/>
         </w:rPr>
-        <w:t>Хресте всечесний,* вірних очищення, царів державо!* Освяти всіх, що тобі поклоняються* і прославляють Христа,* що задля несказанного добросердя простер на тобі руки* і зібрав воєдино* всі кінці землі.</w:t>
-      </w:r>
-    </w:p>
-    <w:p>
-      <w:pPr>
-        <w:pStyle w:val="Heading1"/>
-      </w:pPr>
-      <w:r>
-        <w:t>Глас 1 - ЧТ</w:t>
-      </w:r>
-    </w:p>
-    <w:p>
-      <w:r>
-        <w:t>/октоїх/1/ЧТ</w:t>
-      </w:r>
-    </w:p>
-    <w:p>
-      <w:pPr>
-        <w:pStyle w:val="Heading2"/>
-      </w:pPr>
-      <w:r>
-        <w:t>ВЕЧІРНЯ</w:t>
-      </w:r>
-    </w:p>
-    <w:p>
-      <w:pPr>
-        <w:pStyle w:val="Heading3"/>
-      </w:pPr>
-      <w:r>
-        <w:t>//господи_взиваю</w:t>
-      </w:r>
-    </w:p>
-    <w:p>
-      <w:r>
-        <w:t>//господи_взиваю/1</w:t>
+        <w:t>Твоїм воскресінням, Христе,* ти полонив ад і в</w:t>
+      </w:r>
+      <w:r>
+        <w:rPr>
+          <w:rFonts w:ascii="Times New Roman" w:hAnsi="Times New Roman"/>
+          <w:sz w:val="24"/>
+        </w:rPr>
+        <w:t>оскресив людину,* тож сподоби нас чистим серцем* тебе оспівувати і прославляти.</w:t>
+      </w:r>
+    </w:p>
+    <w:p>
+      <w:r>
+        <w:rPr>
+          <w:highlight w:val="darkGray"/>
+        </w:rPr>
+        <w:t>//утреня/хвалитні/стихири/4</w:t>
       </w:r>
     </w:p>
     <w:p>
@@ -722,31 +680,167 @@
       <w:r>
         <w:rPr>
           <w:rFonts w:ascii="Times New Roman" w:hAnsi="Times New Roman"/>
+          <w:sz w:val="24"/>
+        </w:rPr>
+        <w:t>Прославляючи твій божественний прихід,* оспівуємо тебе, Христе,* бо ти народився від Діви і лишився нерозлуч</w:t>
+      </w:r>
+      <w:r>
+        <w:rPr>
+          <w:rFonts w:ascii="Times New Roman" w:hAnsi="Times New Roman"/>
+          <w:sz w:val="24"/>
+        </w:rPr>
+        <w:t>ний від Отця,* постраждав як чоловік і добровільно витерпів хрест.* Ти воскрес із гробу, немов з весільної світлиці,* щоб спасти світ.* Господи, – слава тобі!</w:t>
+      </w:r>
+    </w:p>
+    <w:p>
+      <w:r>
+        <w:rPr>
+          <w:highlight w:val="darkGray"/>
+        </w:rPr>
+        <w:t>//утреня/хвалитні/стихири/5</w:t>
+      </w:r>
+    </w:p>
+    <w:p>
+      <w:pPr>
+        <w:spacing w:after="120"/>
+        <w:jc w:val="both"/>
+      </w:pPr>
+      <w:r>
+        <w:rPr>
+          <w:rFonts w:ascii="Times New Roman" w:hAnsi="Times New Roman"/>
+          <w:sz w:val="24"/>
+        </w:rPr>
+        <w:t>Коли ти дав себе прибит</w:t>
+      </w:r>
+      <w:r>
+        <w:rPr>
+          <w:rFonts w:ascii="Times New Roman" w:hAnsi="Times New Roman"/>
+          <w:sz w:val="24"/>
+        </w:rPr>
+        <w:t>и на хреснім дереві,* тоді й згинуло вороже панування.* Створіння похитнулось зі страху перед тобою* і ад був полонений твоєю владою,* бо ти вивів з гробів померлих* і відкрив рай розбійникові.* Христе Боже наш, – слава тобі!</w:t>
+      </w:r>
+    </w:p>
+    <w:p>
+      <w:r>
+        <w:rPr>
+          <w:highlight w:val="darkGray"/>
+        </w:rPr>
+        <w:t>//утреня/хвалитні/стихири/6</w:t>
+      </w:r>
+    </w:p>
+    <w:p>
+      <w:pPr>
+        <w:spacing w:after="120"/>
+        <w:jc w:val="both"/>
+      </w:pPr>
+      <w:r>
+        <w:rPr>
+          <w:rFonts w:ascii="Times New Roman" w:hAnsi="Times New Roman"/>
+          <w:sz w:val="24"/>
+        </w:rPr>
+        <w:t>Гірко плачучи, побожні жінки прийшли до твого гробу,* але знайшовши гріб відкритим* і пізнавши від ангела нове й преславне чудо,* звідомили апостолів: Воскрес Господь* і пода</w:t>
+      </w:r>
+      <w:r>
+        <w:rPr>
+          <w:rFonts w:ascii="Times New Roman" w:hAnsi="Times New Roman"/>
+          <w:sz w:val="24"/>
+        </w:rPr>
+        <w:t>в світові велику милість.</w:t>
+      </w:r>
+    </w:p>
+    <w:p>
+      <w:r>
+        <w:rPr>
+          <w:highlight w:val="darkGray"/>
+        </w:rPr>
+        <w:t>//утреня/хвалитні/стихири/7</w:t>
+      </w:r>
+    </w:p>
+    <w:p>
+      <w:pPr>
+        <w:spacing w:after="120"/>
+        <w:jc w:val="both"/>
+      </w:pPr>
+      <w:r>
+        <w:rPr>
+          <w:rFonts w:ascii="Times New Roman" w:hAnsi="Times New Roman"/>
+          <w:sz w:val="24"/>
+        </w:rPr>
+        <w:t>Христе Боже, поклоняємось твоїм божественним ранам* і твоєму владичному священнодіянню в Сіоні,* яке збулося в кінці віків божеським я</w:t>
+      </w:r>
+      <w:r>
+        <w:rPr>
+          <w:rFonts w:ascii="Times New Roman" w:hAnsi="Times New Roman"/>
+          <w:sz w:val="24"/>
+        </w:rPr>
+        <w:t>влінням;* бо тих, що в темряві спали, просвітило Сонце правди,* направляючи на світло невечірнє.* Господи, – слава тобі!</w:t>
+      </w:r>
+    </w:p>
+    <w:p>
+      <w:r>
+        <w:rPr>
+          <w:highlight w:val="darkGray"/>
+        </w:rPr>
+        <w:t>//утреня/хвалитні/стихири/8</w:t>
+      </w:r>
+    </w:p>
+    <w:p>
+      <w:pPr>
+        <w:spacing w:after="120"/>
+        <w:jc w:val="both"/>
+      </w:pPr>
+      <w:r>
+        <w:rPr>
+          <w:rFonts w:ascii="Times New Roman" w:hAnsi="Times New Roman"/>
+          <w:sz w:val="24"/>
+        </w:rPr>
+        <w:t>Послухай, бунтівливий роде!* Де ті, що ходили до Пилата</w:t>
+      </w:r>
+      <w:r>
+        <w:rPr>
+          <w:rFonts w:ascii="Times New Roman" w:hAnsi="Times New Roman"/>
+          <w:sz w:val="24"/>
+        </w:rPr>
+        <w:t>?* Нехай розкаже варта: Де гробні печаті?* Де покладено похованого?* Де продано Того, якого не можна продати?* Як украдено скарб?* Чому ж заперечуєте Спасове воскресіння, беззаконні люди?* Воскрес той, що й серед мертвих є вільний* і дає світові велику мил</w:t>
+      </w:r>
+      <w:r>
+        <w:rPr>
+          <w:rFonts w:ascii="Times New Roman" w:hAnsi="Times New Roman"/>
+          <w:sz w:val="24"/>
+        </w:rPr>
+        <w:t>ість.</w:t>
+      </w:r>
+    </w:p>
+    <w:p>
+      <w:r>
+        <w:rPr>
+          <w:highlight w:val="darkGray"/>
+        </w:rPr>
+        <w:t>//утреня/хвалитні/стихири/9</w:t>
+      </w:r>
+    </w:p>
+    <w:p>
+      <w:pPr>
+        <w:spacing w:after="120"/>
+        <w:jc w:val="center"/>
+      </w:pPr>
+      <w:r>
+        <w:rPr>
+          <w:rFonts w:ascii="Times New Roman" w:hAnsi="Times New Roman"/>
+          <w:b/>
           <w:i/>
           <w:color w:val="FF0000"/>
           <w:sz w:val="24"/>
         </w:rPr>
-        <w:t>(г. 1, подібний: Преславні мученики):</w:t>
-      </w:r>
-      <w:r>
-        <w:rPr>
-          <w:rFonts w:ascii="Times New Roman" w:hAnsi="Times New Roman"/>
-          <w:color w:val="FF0000"/>
-          <w:sz w:val="24"/>
-        </w:rPr>
-        <w:t xml:space="preserve"> </w:t>
-      </w:r>
-      <w:r>
-        <w:rPr>
-          <w:rFonts w:ascii="Times New Roman" w:hAnsi="Times New Roman"/>
-          <w:sz w:val="24"/>
-        </w:rPr>
-        <w:t>Апостоли славні,* Богом покликані Христові учні,* учителі вселенної!* Знайшовши Господа − посередника між Богом і людьми,* до нього ви побожно пристали* і, як Бога свого та як досконалу людину,* явно в світі проповідували.</w:t>
-      </w:r>
-    </w:p>
-    <w:p>
-      <w:r>
-        <w:t>//господи_взиваю/2</w:t>
+        <w:t>Стихира євангельська</w:t>
+      </w:r>
+    </w:p>
+    <w:p>
+      <w:r>
+        <w:rPr>
+          <w:highlight w:val="darkGray"/>
+        </w:rPr>
+        <w:t>//утреня/хвалитні/стихири/10</w:t>
       </w:r>
     </w:p>
     <w:p>
@@ -757,14 +851,34 @@
       <w:r>
         <w:rPr>
           <w:rFonts w:ascii="Times New Roman" w:hAnsi="Times New Roman"/>
-          <w:sz w:val="24"/>
-        </w:rPr>
-        <w:t>Апостоли всемудрі,* Богом покликані Христові учні,* учителі вселенної!* Вашими молитвами укріпіть мене* розуміти божественні науки* і завжди допомагайте мені* ходити дорогою вузькою,* щоб дійти до безмежних* райських поселень.</w:t>
-      </w:r>
-    </w:p>
-    <w:p>
-      <w:r>
-        <w:t>//господи_взиваю/3</w:t>
+          <w:b/>
+          <w:sz w:val="24"/>
+        </w:rPr>
+        <w:t>Слава</w:t>
+      </w:r>
+      <w:r>
+        <w:rPr>
+          <w:rFonts w:ascii="Times New Roman" w:hAnsi="Times New Roman"/>
+          <w:sz w:val="24"/>
+        </w:rPr>
+        <w:t xml:space="preserve"> </w:t>
+      </w:r>
+      <w:r>
+        <w:rPr>
+          <w:rFonts w:ascii="Times New Roman" w:hAnsi="Times New Roman"/>
+          <w:i/>
+          <w:color w:val="FF0000"/>
+          <w:sz w:val="24"/>
+        </w:rPr>
+        <w:t xml:space="preserve">(г. ): </w:t>
+      </w:r>
+    </w:p>
+    <w:p>
+      <w:r>
+        <w:rPr>
+          <w:highlight w:val="darkGray"/>
+        </w:rPr>
+        <w:t>//утреня/хвалитні/стихири/11</w:t>
       </w:r>
     </w:p>
     <w:p>
@@ -775,9 +889,48 @@
       <w:r>
         <w:rPr>
           <w:rFonts w:ascii="Times New Roman" w:hAnsi="Times New Roman"/>
-          <w:sz w:val="24"/>
-        </w:rPr>
-        <w:t>Оспівую першопрестольного Петра,* Павла, Якова,* Андрія й Пилипа,* Симона, Вартоломея з Томою,* Матея, Йоана й Марка з Лукою,* що благовість списали,* Богом вибраний хор,* разом з іншими сімдесятьма,* очевидців Слова і проповідників.</w:t>
+          <w:b/>
+          <w:sz w:val="24"/>
+        </w:rPr>
+        <w:t>І нині</w:t>
+      </w:r>
+      <w:r>
+        <w:rPr>
+          <w:rFonts w:ascii="Times New Roman" w:hAnsi="Times New Roman"/>
+          <w:sz w:val="24"/>
+        </w:rPr>
+        <w:t xml:space="preserve">: </w:t>
+      </w:r>
+      <w:r>
+        <w:rPr>
+          <w:rFonts w:ascii="Times New Roman" w:hAnsi="Times New Roman"/>
+          <w:i/>
+          <w:color w:val="FF0000"/>
+          <w:sz w:val="24"/>
+        </w:rPr>
+        <w:t>(г. 2):</w:t>
+      </w:r>
+      <w:r>
+        <w:rPr>
+          <w:rFonts w:ascii="Times New Roman" w:hAnsi="Times New Roman"/>
+          <w:color w:val="FF0000"/>
+          <w:sz w:val="24"/>
+        </w:rPr>
+        <w:t xml:space="preserve"> </w:t>
+      </w:r>
+      <w:r>
+        <w:rPr>
+          <w:rFonts w:ascii="Times New Roman" w:hAnsi="Times New Roman"/>
+          <w:sz w:val="24"/>
+        </w:rPr>
+        <w:t>Преблагословенна ти, Богородице Діво,* бо Воплочений з тебе полонив ад,* покликав Адама, усунув прокляття,* визволив Єву, переміг смерть, і ми ожили.* Тому, співаючи, кличемо:* Благословенний Христос</w:t>
+      </w:r>
+      <w:r>
+        <w:rPr>
+          <w:rFonts w:ascii="Times New Roman" w:hAnsi="Times New Roman"/>
+          <w:sz w:val="24"/>
+        </w:rPr>
+        <w:t xml:space="preserve"> Бог наш,* що на це зволив, – слава тобі.</w:t>
       </w:r>
     </w:p>
     <w:p>
@@ -785,12 +938,15 @@
         <w:pStyle w:val="Heading1"/>
       </w:pPr>
       <w:r>
-        <w:t>Глас 1 - ПТ</w:t>
-      </w:r>
-    </w:p>
-    <w:p>
-      <w:r>
-        <w:t>/октоїх/1/ПТ</w:t>
+        <w:t>Глас 1 - ПН</w:t>
+      </w:r>
+    </w:p>
+    <w:p>
+      <w:r>
+        <w:rPr>
+          <w:highlight w:val="darkGray"/>
+        </w:rPr>
+        <w:t>/октоїх/1/ПН</w:t>
       </w:r>
     </w:p>
     <w:p>
@@ -806,12 +962,18 @@
         <w:pStyle w:val="Heading3"/>
       </w:pPr>
       <w:r>
-        <w:t>//господи_взиваю</w:t>
-      </w:r>
-    </w:p>
-    <w:p>
-      <w:r>
-        <w:t>//господи_взиваю/1</w:t>
+        <w:rPr>
+          <w:highlight w:val="darkGray"/>
+        </w:rPr>
+        <w:t>//вечірня/господи_взиваю</w:t>
+      </w:r>
+    </w:p>
+    <w:p>
+      <w:r>
+        <w:rPr>
+          <w:highlight w:val="darkGray"/>
+        </w:rPr>
+        <w:t>//вечірня/господи_взиваю/стихири/1</w:t>
       </w:r>
     </w:p>
     <w:p>
@@ -825,20 +987,41 @@
           <w:i/>
           <w:color w:val="FF0000"/>
           <w:sz w:val="24"/>
-        </w:rPr>
-        <w:t xml:space="preserve">(г. 1, подібний: Преславні мученики): </w:t>
-      </w:r>
-      <w:r>
-        <w:rPr>
-          <w:rFonts w:ascii="Times New Roman" w:hAnsi="Times New Roman"/>
-          <w:sz w:val="24"/>
-        </w:rPr>
-        <w:t>На хресті пречисті руки твої* розпростер ти, Христе,* прикликаючи тих, що були далеко від тебе,* і приміщуючи близько себе.* Тому й молимося тобі:* Прийми нас полонених пристрастями* і дай нам покаяння,* що очищує всяку пристрасну нечисть.</w:t>
-      </w:r>
-    </w:p>
-    <w:p>
-      <w:r>
-        <w:t>//господи_взиваю/2</w:t>
+          <w:highlight w:val="darkCyan"/>
+        </w:rPr>
+        <w:t>(г. 1, подібний: Преславні мученики):</w:t>
+      </w:r>
+      <w:r>
+        <w:rPr>
+          <w:rFonts w:ascii="Times New Roman" w:hAnsi="Times New Roman"/>
+          <w:sz w:val="24"/>
+          <w:highlight w:val="darkCyan"/>
+        </w:rPr>
+        <w:t xml:space="preserve"> Отче преблагий!* Ти послав </w:t>
+      </w:r>
+      <w:r>
+        <w:rPr>
+          <w:rFonts w:ascii="Times New Roman" w:hAnsi="Times New Roman"/>
+          <w:sz w:val="24"/>
+          <w:highlight w:val="darkCyan"/>
+        </w:rPr>
+        <w:t>Т</w:t>
+      </w:r>
+      <w:r>
+        <w:rPr>
+          <w:rFonts w:ascii="Times New Roman" w:hAnsi="Times New Roman"/>
+          <w:sz w:val="24"/>
+          <w:highlight w:val="darkCyan"/>
+        </w:rPr>
+        <w:t>вого Сина,* як предоброго Господа,* щоб блудного сина взяти на рамена,* заблукану овечку піднести* і ввести її туди, звідки вона вийшла:* в огорожу твоїх ангелів,* необманних сил.</w:t>
+      </w:r>
+    </w:p>
+    <w:p>
+      <w:r>
+        <w:rPr>
+          <w:highlight w:val="darkGray"/>
+        </w:rPr>
+        <w:t>//вечірня/господи_взиваю/стихири/2</w:t>
       </w:r>
     </w:p>
     <w:p>
@@ -850,13 +1033,129 @@
         <w:rPr>
           <w:rFonts w:ascii="Times New Roman" w:hAnsi="Times New Roman"/>
           <w:sz w:val="24"/>
-        </w:rPr>
-        <w:t>Твої пречисті долоні, Христе,* підняв ти на дереві* і закривавив твої персти,* бажаючи, Чоловіколюбче,* визволити діло твоїх божественних рук − Адама,* що перебував із-за переступу в царстві смертників,* якого ти підніс, Всесильний,* силою своєю.</w:t>
-      </w:r>
-    </w:p>
-    <w:p>
-      <w:r>
-        <w:t>//господи_взиваю/3</w:t>
+          <w:highlight w:val="darkCyan"/>
+        </w:rPr>
+        <w:t xml:space="preserve">Отче преблагий!* Задля великої доброти </w:t>
+      </w:r>
+      <w:r>
+        <w:rPr>
+          <w:rFonts w:ascii="Times New Roman" w:hAnsi="Times New Roman"/>
+          <w:sz w:val="24"/>
+          <w:highlight w:val="darkCyan"/>
+        </w:rPr>
+        <w:t>Т</w:t>
+      </w:r>
+      <w:r>
+        <w:rPr>
+          <w:rFonts w:ascii="Times New Roman" w:hAnsi="Times New Roman"/>
+          <w:sz w:val="24"/>
+          <w:highlight w:val="darkCyan"/>
+        </w:rPr>
+        <w:t xml:space="preserve">вого милосердя,* усе </w:t>
+      </w:r>
+      <w:r>
+        <w:rPr>
+          <w:rFonts w:ascii="Times New Roman" w:hAnsi="Times New Roman"/>
+          <w:sz w:val="24"/>
+          <w:highlight w:val="darkCyan"/>
+        </w:rPr>
+        <w:t>Т</w:t>
+      </w:r>
+      <w:r>
+        <w:rPr>
+          <w:rFonts w:ascii="Times New Roman" w:hAnsi="Times New Roman"/>
+          <w:sz w:val="24"/>
+          <w:highlight w:val="darkCyan"/>
+        </w:rPr>
+        <w:t xml:space="preserve">и вивів з небуття як Бог,* накінець же </w:t>
+      </w:r>
+      <w:r>
+        <w:rPr>
+          <w:rFonts w:ascii="Times New Roman" w:hAnsi="Times New Roman"/>
+          <w:sz w:val="24"/>
+          <w:highlight w:val="darkCyan"/>
+        </w:rPr>
+        <w:t>Т</w:t>
+      </w:r>
+      <w:r>
+        <w:rPr>
+          <w:rFonts w:ascii="Times New Roman" w:hAnsi="Times New Roman"/>
+          <w:sz w:val="24"/>
+          <w:highlight w:val="darkCyan"/>
+        </w:rPr>
+        <w:t xml:space="preserve">воєю рукою* створив </w:t>
+      </w:r>
+      <w:r>
+        <w:rPr>
+          <w:rFonts w:ascii="Times New Roman" w:hAnsi="Times New Roman"/>
+          <w:sz w:val="24"/>
+          <w:highlight w:val="darkCyan"/>
+        </w:rPr>
+        <w:t>людину</w:t>
+      </w:r>
+      <w:r>
+        <w:rPr>
+          <w:rFonts w:ascii="Times New Roman" w:hAnsi="Times New Roman"/>
+          <w:sz w:val="24"/>
+          <w:highlight w:val="darkCyan"/>
+        </w:rPr>
+        <w:t xml:space="preserve"> на </w:t>
+      </w:r>
+      <w:r>
+        <w:rPr>
+          <w:rFonts w:ascii="Times New Roman" w:hAnsi="Times New Roman"/>
+          <w:sz w:val="24"/>
+          <w:highlight w:val="darkCyan"/>
+        </w:rPr>
+        <w:t>Т</w:t>
+      </w:r>
+      <w:r>
+        <w:rPr>
+          <w:rFonts w:ascii="Times New Roman" w:hAnsi="Times New Roman"/>
+          <w:sz w:val="24"/>
+          <w:highlight w:val="darkCyan"/>
+        </w:rPr>
+        <w:t xml:space="preserve">вій образ* і, як </w:t>
+      </w:r>
+      <w:r>
+        <w:rPr>
+          <w:rFonts w:ascii="Times New Roman" w:hAnsi="Times New Roman"/>
+          <w:sz w:val="24"/>
+          <w:highlight w:val="darkCyan"/>
+        </w:rPr>
+        <w:t>людинолюбний</w:t>
+      </w:r>
+      <w:r>
+        <w:rPr>
+          <w:rFonts w:ascii="Times New Roman" w:hAnsi="Times New Roman"/>
+          <w:sz w:val="24"/>
+          <w:highlight w:val="darkCyan"/>
+        </w:rPr>
+        <w:t xml:space="preserve">,* відновив його потерпілого переступом* </w:t>
+      </w:r>
+      <w:r>
+        <w:rPr>
+          <w:rFonts w:ascii="Times New Roman" w:hAnsi="Times New Roman"/>
+          <w:sz w:val="24"/>
+          <w:highlight w:val="darkCyan"/>
+        </w:rPr>
+        <w:t>Т</w:t>
+      </w:r>
+      <w:r>
+        <w:rPr>
+          <w:rFonts w:ascii="Times New Roman" w:hAnsi="Times New Roman"/>
+          <w:sz w:val="24"/>
+          <w:highlight w:val="darkCyan"/>
+        </w:rPr>
+        <w:t>воїх заповідей.</w:t>
+      </w:r>
+    </w:p>
+    <w:p>
+      <w:r>
+        <w:rPr>
+          <w:highlight w:val="darkGray"/>
+        </w:rPr>
+        <w:t>//вечірня/господи_взиваю/стихири/3</w:t>
       </w:r>
     </w:p>
     <w:p>
@@ -868,11 +1167,2903 @@
         <w:rPr>
           <w:rFonts w:ascii="Times New Roman" w:hAnsi="Times New Roman"/>
           <w:sz w:val="24"/>
+          <w:highlight w:val="darkCyan"/>
+        </w:rPr>
+        <w:t xml:space="preserve">Господи </w:t>
+      </w:r>
+      <w:r>
+        <w:rPr>
+          <w:rFonts w:ascii="Times New Roman" w:hAnsi="Times New Roman"/>
+          <w:sz w:val="24"/>
+          <w:highlight w:val="darkCyan"/>
+        </w:rPr>
+        <w:t>Людинолюбче</w:t>
+      </w:r>
+      <w:r>
+        <w:rPr>
+          <w:rFonts w:ascii="Times New Roman" w:hAnsi="Times New Roman"/>
+          <w:sz w:val="24"/>
+          <w:highlight w:val="darkCyan"/>
+        </w:rPr>
+        <w:t xml:space="preserve">!* Бувши справжнім Сином небесного Отця,* явився </w:t>
+      </w:r>
+      <w:r>
+        <w:rPr>
+          <w:rFonts w:ascii="Times New Roman" w:hAnsi="Times New Roman"/>
+          <w:sz w:val="24"/>
+          <w:highlight w:val="darkCyan"/>
+        </w:rPr>
+        <w:t>Т</w:t>
+      </w:r>
+      <w:r>
+        <w:rPr>
+          <w:rFonts w:ascii="Times New Roman" w:hAnsi="Times New Roman"/>
+          <w:sz w:val="24"/>
+          <w:highlight w:val="darkCyan"/>
+        </w:rPr>
+        <w:t xml:space="preserve">и серед нас як Син Чоловічий,* щоб нас, обманених зміїною хитрістю,* взяти на </w:t>
+      </w:r>
+      <w:r>
+        <w:rPr>
+          <w:rFonts w:ascii="Times New Roman" w:hAnsi="Times New Roman"/>
+          <w:sz w:val="24"/>
+          <w:highlight w:val="darkCyan"/>
+        </w:rPr>
+        <w:t>С</w:t>
+      </w:r>
+      <w:r>
+        <w:rPr>
+          <w:rFonts w:ascii="Times New Roman" w:hAnsi="Times New Roman"/>
+          <w:sz w:val="24"/>
+          <w:highlight w:val="darkCyan"/>
+        </w:rPr>
+        <w:t>вої рамена, як овечку,* і ввести в небесну огорожу.</w:t>
+      </w:r>
+    </w:p>
+    <w:p>
+      <w:r>
+        <w:rPr>
+          <w:highlight w:val="darkGray"/>
+        </w:rPr>
+        <w:t>//вечірня/стиховня/стихири/1</w:t>
+      </w:r>
+    </w:p>
+    <w:p>
+      <w:pPr>
+        <w:spacing w:after="120"/>
+        <w:jc w:val="both"/>
+      </w:pPr>
+      <w:r>
+        <w:rPr>
+          <w:rFonts w:ascii="Times New Roman" w:hAnsi="Times New Roman"/>
+          <w:i/>
+          <w:color w:val="FF0000"/>
+          <w:sz w:val="24"/>
+        </w:rPr>
+        <w:t xml:space="preserve">(г. 1): </w:t>
+      </w:r>
+      <w:r>
+        <w:rPr>
+          <w:rFonts w:ascii="Times New Roman" w:hAnsi="Times New Roman"/>
+          <w:sz w:val="24"/>
+        </w:rPr>
+        <w:t>Велика глибінь провин моїх, Спасе,* і я потопаю в гріхах моїх;* але подай мені руку, як Петрові,* і помилуй та спаси мене, Боже.</w:t>
+      </w:r>
+    </w:p>
+    <w:p>
+      <w:r>
+        <w:rPr>
+          <w:highlight w:val="darkGray"/>
+        </w:rPr>
+        <w:t>//вечірня/стиховня/стихири/2</w:t>
+      </w:r>
+    </w:p>
+    <w:p>
+      <w:pPr>
+        <w:spacing w:after="120"/>
+        <w:jc w:val="both"/>
+      </w:pPr>
+      <w:r>
+        <w:rPr>
+          <w:rFonts w:ascii="Times New Roman" w:hAnsi="Times New Roman"/>
+          <w:sz w:val="24"/>
+        </w:rPr>
+        <w:t>Нашими лукавими помислами і вчинками осудили ми себе, Спасе,* тож дай нам, Боже, думку навернення,* щоб ми кликали до тебе: Благодітелю добрий,* спаси нас і помилуй.</w:t>
+      </w:r>
+    </w:p>
+    <w:p>
+      <w:r>
+        <w:rPr>
+          <w:highlight w:val="darkGray"/>
+        </w:rPr>
+        <w:t>//вечірня/стиховня/стихири/3</w:t>
+      </w:r>
+    </w:p>
+    <w:p>
+      <w:pPr>
+        <w:spacing w:after="120"/>
+        <w:jc w:val="both"/>
+      </w:pPr>
+      <w:r>
+        <w:rPr>
+          <w:rFonts w:ascii="Times New Roman" w:hAnsi="Times New Roman"/>
+          <w:sz w:val="24"/>
+        </w:rPr>
+        <w:t>Молитвами всіх святих і Богородиці,* дай нам, Господи, твій мир* і помилуй нас, як єдино щедрий.</w:t>
+      </w:r>
+    </w:p>
+    <w:p>
+      <w:r>
+        <w:rPr>
+          <w:highlight w:val="darkGray"/>
+        </w:rPr>
+        <w:t>//вечірня/стиховня/стихири/4</w:t>
+      </w:r>
+    </w:p>
+    <w:p>
+      <w:pPr>
+        <w:spacing w:after="120"/>
+        <w:jc w:val="both"/>
+      </w:pPr>
+      <w:r>
+        <w:rPr>
+          <w:rFonts w:ascii="Times New Roman" w:hAnsi="Times New Roman"/>
+          <w:b/>
+          <w:sz w:val="24"/>
+        </w:rPr>
+        <w:t>Слава і нині</w:t>
+      </w:r>
+      <w:r>
+        <w:rPr>
+          <w:rFonts w:ascii="Times New Roman" w:hAnsi="Times New Roman"/>
+          <w:sz w:val="24"/>
+        </w:rPr>
+        <w:t xml:space="preserve"> </w:t>
+      </w:r>
+      <w:r>
+        <w:rPr>
+          <w:rFonts w:ascii="Times New Roman" w:hAnsi="Times New Roman"/>
+          <w:i/>
+          <w:color w:val="FF0000"/>
+          <w:sz w:val="24"/>
+        </w:rPr>
+        <w:t>(самоподібний):</w:t>
+      </w:r>
+      <w:r>
+        <w:rPr>
+          <w:rFonts w:ascii="Times New Roman" w:hAnsi="Times New Roman"/>
+          <w:sz w:val="24"/>
+        </w:rPr>
+        <w:t xml:space="preserve"> Небесних хорів радосте* і на землі людям могутня помічнице,* Пречиста Діво!* Спаси нас, що до тебе прибігаємо,* бо по Бозі на тебе, Богородице,* ми поклали нашу надію.</w:t>
+      </w:r>
+    </w:p>
+    <w:p>
+      <w:pPr>
+        <w:pStyle w:val="Heading2"/>
+      </w:pPr>
+      <w:r>
+        <w:t>УТРЕНЯ</w:t>
+      </w:r>
+    </w:p>
+    <w:p>
+      <w:r>
+        <w:rPr>
+          <w:highlight w:val="darkGray"/>
+        </w:rPr>
+        <w:t>//утреня/сідальні_по_першому_славословї/1</w:t>
+      </w:r>
+    </w:p>
+    <w:p>
+      <w:pPr>
+        <w:spacing w:after="120"/>
+        <w:jc w:val="both"/>
+      </w:pPr>
+      <w:r>
+        <w:rPr>
+          <w:rFonts w:ascii="Times New Roman" w:hAnsi="Times New Roman"/>
+          <w:i/>
+          <w:color w:val="FF0000"/>
+          <w:sz w:val="24"/>
+        </w:rPr>
+        <w:t xml:space="preserve">(г. 1): </w:t>
+      </w:r>
+      <w:r>
+        <w:rPr>
+          <w:rFonts w:ascii="Times New Roman" w:hAnsi="Times New Roman"/>
+          <w:sz w:val="24"/>
+        </w:rPr>
+        <w:t>Ми, блудні, у беззаконнях зачаті,* не сміємо поглянути на височінь небесну,* але, маючи довір'я до чоловіколюб'я твого, кличемо:* Боже, очисти і спаси нас!</w:t>
+      </w:r>
+    </w:p>
+    <w:p>
+      <w:r>
+        <w:rPr>
+          <w:highlight w:val="darkGray"/>
+        </w:rPr>
+        <w:t>//утреня/сідальні_по_першому_славословї/2</w:t>
+      </w:r>
+    </w:p>
+    <w:p>
+      <w:pPr>
+        <w:spacing w:after="120"/>
+        <w:jc w:val="both"/>
+      </w:pPr>
+      <w:r>
+        <w:rPr>
+          <w:rFonts w:ascii="Times New Roman" w:hAnsi="Times New Roman"/>
+          <w:b/>
+          <w:sz w:val="24"/>
+        </w:rPr>
+        <w:t>Слава і нині</w:t>
+      </w:r>
+      <w:r>
+        <w:rPr>
+          <w:rFonts w:ascii="Times New Roman" w:hAnsi="Times New Roman"/>
+          <w:sz w:val="24"/>
+        </w:rPr>
+        <w:t>: Бачивши в тобі, Благодатна, чудо-чудес – створіння радіє.* Бо ти невимовно породила безсіменно Зачатого,* якого й ангельські найвищі хори не сміють оглядати.* Його, Богородице, моли, щоб спастися душам нашим.</w:t>
+      </w:r>
+    </w:p>
+    <w:p>
+      <w:r>
+        <w:rPr>
+          <w:highlight w:val="darkGray"/>
+        </w:rPr>
+        <w:t>//утреня/сідальні_по_другому_славословї/1</w:t>
+      </w:r>
+    </w:p>
+    <w:p>
+      <w:pPr>
+        <w:spacing w:after="120"/>
+        <w:jc w:val="both"/>
+      </w:pPr>
+      <w:r>
+        <w:rPr>
+          <w:rFonts w:ascii="Times New Roman" w:hAnsi="Times New Roman"/>
+          <w:i/>
+          <w:color w:val="FF0000"/>
+          <w:sz w:val="24"/>
+        </w:rPr>
+        <w:t xml:space="preserve">(г. 1): </w:t>
+      </w:r>
+      <w:r>
+        <w:rPr>
+          <w:rFonts w:ascii="Times New Roman" w:hAnsi="Times New Roman"/>
+          <w:sz w:val="24"/>
+        </w:rPr>
+        <w:t>Безумно віддалились ми від тебе, Всещедрий,* блудно прогайнували життя наше,* слугуючи незмінно безглуздим пристрастям.* Але молимось: Отче добросердий!* Прийми нас задля молитов твоїх ангелів,* як прийняв ти блудного сина, і спаси нас!</w:t>
+      </w:r>
+    </w:p>
+    <w:p>
+      <w:r>
+        <w:rPr>
+          <w:highlight w:val="darkGray"/>
+        </w:rPr>
+        <w:t>//утреня/сідальні_по_другому_славословї/2</w:t>
+      </w:r>
+    </w:p>
+    <w:p>
+      <w:pPr>
+        <w:spacing w:after="120"/>
+        <w:jc w:val="both"/>
+      </w:pPr>
+      <w:r>
+        <w:rPr>
+          <w:rFonts w:ascii="Times New Roman" w:hAnsi="Times New Roman"/>
+          <w:b/>
+          <w:sz w:val="24"/>
+        </w:rPr>
+        <w:t>Слава і нині</w:t>
+      </w:r>
+      <w:r>
+        <w:rPr>
+          <w:rFonts w:ascii="Times New Roman" w:hAnsi="Times New Roman"/>
+          <w:sz w:val="24"/>
+        </w:rPr>
+        <w:t>: Упевнена Провіднице і Помічнице всіх,* несхитна надіє і заступнице світу!* Помилуй нас як добросерда,* подай гріхів очищення і спасіння душ,* та скеруй на стежку покаяння.* Бо до тебе з вірою приходимо* і тебе сердечно молимо та прохаємо з любов’ю:* Не залишай нас без милости твоєї.</w:t>
+      </w:r>
+    </w:p>
+    <w:p>
+      <w:r>
+        <w:rPr>
+          <w:highlight w:val="darkGray"/>
+        </w:rPr>
+        <w:t>//утреня/світильні/1</w:t>
+      </w:r>
+    </w:p>
+    <w:p>
+      <w:pPr>
+        <w:spacing w:after="120"/>
+        <w:jc w:val="both"/>
+      </w:pPr>
+      <w:r>
+        <w:rPr>
+          <w:rFonts w:ascii="Times New Roman" w:hAnsi="Times New Roman"/>
+          <w:sz w:val="24"/>
+        </w:rPr>
+        <w:t>Архангели й ангели, начала й господьства,* сили і власті, престоли, багатозорі херувими і шестокрильні серафими!* Моліться за нас, щоб визволились ми від бід і вогню невгасного.</w:t>
+      </w:r>
+    </w:p>
+    <w:p>
+      <w:r>
+        <w:rPr>
+          <w:highlight w:val="darkGray"/>
+        </w:rPr>
+        <w:t>//утреня/світильні/2</w:t>
+      </w:r>
+    </w:p>
+    <w:p>
+      <w:pPr>
+        <w:spacing w:after="120"/>
+        <w:jc w:val="both"/>
+      </w:pPr>
+      <w:r>
+        <w:rPr>
+          <w:rFonts w:ascii="Times New Roman" w:hAnsi="Times New Roman"/>
+          <w:b/>
+          <w:sz w:val="24"/>
+        </w:rPr>
+        <w:t>Слава і нині</w:t>
+      </w:r>
+      <w:r>
+        <w:rPr>
+          <w:rFonts w:ascii="Times New Roman" w:hAnsi="Times New Roman"/>
+          <w:sz w:val="24"/>
+        </w:rPr>
+        <w:t>: Ти мені заступниця, Пречиста,* кріпке забороло і провідниця світу,* тож до тебе припадаю і кличу:* Визволь мене, Діво, від лютих бід та звільни від вічного вогню,* бо на тебе надіюся.</w:t>
+      </w:r>
+    </w:p>
+    <w:p>
+      <w:r>
+        <w:rPr>
+          <w:highlight w:val="darkGray"/>
+        </w:rPr>
+        <w:t>//утреня/стиховня/стихири/1</w:t>
+      </w:r>
+    </w:p>
+    <w:p>
+      <w:pPr>
+        <w:spacing w:after="120"/>
+        <w:jc w:val="both"/>
+      </w:pPr>
+      <w:r>
+        <w:rPr>
+          <w:rFonts w:ascii="Times New Roman" w:hAnsi="Times New Roman"/>
+          <w:i/>
+          <w:color w:val="FF0000"/>
+          <w:sz w:val="24"/>
+        </w:rPr>
+        <w:t xml:space="preserve">(г. 1): </w:t>
+      </w:r>
+      <w:r>
+        <w:rPr>
+          <w:rFonts w:ascii="Times New Roman" w:hAnsi="Times New Roman"/>
+          <w:sz w:val="24"/>
+        </w:rPr>
+        <w:t>Чекає тебе, душе, інший світ,* і суддя виявить твої таємні й погані вчинки.* Тому не барись у дочасності,* але випереди суддю, кажучи:* Боже, очисти мене і спаси!</w:t>
+      </w:r>
+    </w:p>
+    <w:p>
+      <w:r>
+        <w:rPr>
+          <w:highlight w:val="darkGray"/>
+        </w:rPr>
+        <w:t>//утреня/стиховня/стихири/2</w:t>
+      </w:r>
+    </w:p>
+    <w:p>
+      <w:pPr>
+        <w:spacing w:after="120"/>
+        <w:jc w:val="both"/>
+      </w:pPr>
+      <w:r>
+        <w:rPr>
+          <w:rFonts w:ascii="Times New Roman" w:hAnsi="Times New Roman"/>
+          <w:i/>
+          <w:color w:val="FF0000"/>
+          <w:sz w:val="24"/>
+        </w:rPr>
+        <w:t>Стих:</w:t>
+      </w:r>
+      <w:r>
+        <w:rPr>
+          <w:rFonts w:ascii="Times New Roman" w:hAnsi="Times New Roman"/>
+          <w:i/>
+          <w:sz w:val="24"/>
+        </w:rPr>
+        <w:t xml:space="preserve"> </w:t>
+      </w:r>
+      <w:r>
+        <w:rPr>
+          <w:rFonts w:ascii="Times New Roman" w:hAnsi="Times New Roman"/>
+          <w:sz w:val="24"/>
+          <w:u w:val="single"/>
+        </w:rPr>
+        <w:t>Насити нас уранці милістю твоєю, Господи, щоб ми раділи й веселились по всі дні наші. Звесели нас мірою днів, за яких ти засмутив нас, мірою літ, що в них ми зазнали горя.* Нехай виявиться твоїм слугам твоє діло, і слава твоя – їхнім дітям.</w:t>
+      </w:r>
+    </w:p>
+    <w:p>
+      <w:r>
+        <w:rPr>
+          <w:highlight w:val="darkGray"/>
+        </w:rPr>
+        <w:t>//утреня/стиховня/стихири/3</w:t>
+      </w:r>
+    </w:p>
+    <w:p>
+      <w:pPr>
+        <w:spacing w:after="120"/>
+        <w:jc w:val="both"/>
+      </w:pPr>
+      <w:r>
+        <w:rPr>
+          <w:rFonts w:ascii="Times New Roman" w:hAnsi="Times New Roman"/>
+          <w:sz w:val="24"/>
+        </w:rPr>
+        <w:t>Не погорди нами, Спасе,* опанованими гріховними лінощами,* але піднеси наші думки на покаяння* і вчини нас кмітливими робітниками твого виноградника;* дай нам нагороду одинадцятої години,* і велику милість.</w:t>
+      </w:r>
+    </w:p>
+    <w:p>
+      <w:r>
+        <w:rPr>
+          <w:highlight w:val="darkGray"/>
+        </w:rPr>
+        <w:t>//утреня/стиховня/стихири/4</w:t>
+      </w:r>
+    </w:p>
+    <w:p>
+      <w:pPr>
+        <w:spacing w:after="120"/>
+        <w:jc w:val="both"/>
+      </w:pPr>
+      <w:r>
+        <w:rPr>
+          <w:rFonts w:ascii="Times New Roman" w:hAnsi="Times New Roman"/>
+          <w:i/>
+          <w:color w:val="FF0000"/>
+          <w:sz w:val="24"/>
+        </w:rPr>
+        <w:t>Стих</w:t>
+      </w:r>
+      <w:r>
+        <w:rPr>
+          <w:rFonts w:ascii="Times New Roman" w:hAnsi="Times New Roman"/>
+          <w:color w:val="FF0000"/>
+          <w:sz w:val="24"/>
+        </w:rPr>
+        <w:t>:</w:t>
+      </w:r>
+      <w:r>
+        <w:rPr>
+          <w:rFonts w:ascii="Times New Roman" w:hAnsi="Times New Roman"/>
+          <w:sz w:val="24"/>
+        </w:rPr>
+        <w:t xml:space="preserve"> </w:t>
+      </w:r>
+      <w:r>
+        <w:rPr>
+          <w:rFonts w:ascii="Times New Roman" w:hAnsi="Times New Roman"/>
+          <w:sz w:val="24"/>
+          <w:u w:val="single"/>
+        </w:rPr>
+        <w:t xml:space="preserve">І ласка Господа, Бога нашого, нехай буде над нами,* і стверди діло рук наших; стверди його – діло рук наших. </w:t>
+      </w:r>
+    </w:p>
+    <w:p>
+      <w:r>
+        <w:rPr>
+          <w:highlight w:val="darkGray"/>
+        </w:rPr>
+        <w:t>//утреня/стиховня/стихири/5</w:t>
+      </w:r>
+    </w:p>
+    <w:p>
+      <w:pPr>
+        <w:spacing w:after="120"/>
+        <w:jc w:val="both"/>
+      </w:pPr>
+      <w:r>
+        <w:rPr>
+          <w:rFonts w:ascii="Times New Roman" w:hAnsi="Times New Roman"/>
+          <w:sz w:val="24"/>
+        </w:rPr>
+        <w:t>Прийдіть, усі люди, пошануймо співанками й духовними піснями* Христових страстотерпців,* світильників світу і проповідників віри,* завжди пливуче джерело, що виточує вірним ізцілення.* Їхніми молитвами, Христе Боже наш, дай мир твоєму світові* і душам нашим велику милість.</w:t>
+      </w:r>
+    </w:p>
+    <w:p>
+      <w:r>
+        <w:rPr>
+          <w:highlight w:val="darkGray"/>
+        </w:rPr>
+        <w:t>//утреня/стиховня/стихири/6</w:t>
+      </w:r>
+    </w:p>
+    <w:p>
+      <w:pPr>
+        <w:spacing w:after="120"/>
+        <w:jc w:val="both"/>
+      </w:pPr>
+      <w:r>
+        <w:rPr>
+          <w:rFonts w:ascii="Times New Roman" w:hAnsi="Times New Roman"/>
+          <w:b/>
+          <w:sz w:val="24"/>
+        </w:rPr>
+        <w:t>Слава і нині</w:t>
+      </w:r>
+      <w:r>
+        <w:rPr>
+          <w:rFonts w:ascii="Times New Roman" w:hAnsi="Times New Roman"/>
+          <w:sz w:val="24"/>
+        </w:rPr>
+        <w:t xml:space="preserve"> </w:t>
+      </w:r>
+      <w:r>
+        <w:rPr>
+          <w:rFonts w:ascii="Times New Roman" w:hAnsi="Times New Roman"/>
+          <w:i/>
+          <w:color w:val="FF0000"/>
+          <w:sz w:val="24"/>
+        </w:rPr>
+        <w:t>(подібний: Небесних хорів):</w:t>
+      </w:r>
+      <w:r>
+        <w:rPr>
+          <w:rFonts w:ascii="Times New Roman" w:hAnsi="Times New Roman"/>
+          <w:sz w:val="24"/>
+        </w:rPr>
+        <w:t xml:space="preserve"> Святіша від усіх небесних сил,* чесніша від усього створіння, Богородице,* Владичице світу!* Спаси нас як добросерда, Мати Спаса,* від темних гріхів і бід,* молитвами своїми.</w:t>
+      </w:r>
+    </w:p>
+    <w:p>
+      <w:pPr>
+        <w:pStyle w:val="Heading1"/>
+      </w:pPr>
+      <w:r>
+        <w:t>Глас 1 - ВВ</w:t>
+      </w:r>
+    </w:p>
+    <w:p>
+      <w:r>
+        <w:rPr>
+          <w:highlight w:val="darkGray"/>
+        </w:rPr>
+        <w:t>/октоїх/1/ВВ</w:t>
+      </w:r>
+    </w:p>
+    <w:p>
+      <w:pPr>
+        <w:pStyle w:val="Heading2"/>
+      </w:pPr>
+      <w:r>
+        <w:t>ВЕЧІРНЯ</w:t>
+      </w:r>
+    </w:p>
+    <w:p>
+      <w:pPr>
+        <w:pStyle w:val="Heading3"/>
+      </w:pPr>
+      <w:r>
+        <w:rPr>
+          <w:highlight w:val="darkGray"/>
+        </w:rPr>
+        <w:t>//вечірня/господи_взиваю</w:t>
+      </w:r>
+    </w:p>
+    <w:p>
+      <w:r>
+        <w:rPr>
+          <w:highlight w:val="darkGray"/>
+        </w:rPr>
+        <w:t>//вечірня/господи_взиваю/стихири/1</w:t>
+      </w:r>
+    </w:p>
+    <w:p>
+      <w:pPr>
+        <w:spacing w:after="120"/>
+        <w:jc w:val="both"/>
+      </w:pPr>
+      <w:r>
+        <w:rPr>
+          <w:rFonts w:ascii="Times New Roman" w:hAnsi="Times New Roman"/>
+          <w:i/>
+          <w:color w:val="FF0000"/>
+          <w:sz w:val="24"/>
+        </w:rPr>
+        <w:t>(г. 1, подібний: Преславні мученики):</w:t>
+      </w:r>
+      <w:r>
+        <w:rPr>
+          <w:rFonts w:ascii="Times New Roman" w:hAnsi="Times New Roman"/>
+          <w:sz w:val="24"/>
+        </w:rPr>
+        <w:t xml:space="preserve"> Усе життя наше, Господи,* соромно і блудно ми окаянні прожили,* тож як блудні сини, зі смиренням кличемо:* Отче Небесний, згрішили ми, очисти і спаси нас,* і не відкинь нас, що самохіть від тебе віддалились* і нині збідніли* внаслідок безплідних учинків!</w:t>
+      </w:r>
+    </w:p>
+    <w:p>
+      <w:r>
+        <w:rPr>
+          <w:highlight w:val="darkGray"/>
+        </w:rPr>
+        <w:t>//вечірня/господи_взиваю/стихири/2</w:t>
+      </w:r>
+    </w:p>
+    <w:p>
+      <w:pPr>
+        <w:spacing w:after="120"/>
+        <w:jc w:val="both"/>
+      </w:pPr>
+      <w:r>
+        <w:rPr>
+          <w:rFonts w:ascii="Times New Roman" w:hAnsi="Times New Roman"/>
+          <w:sz w:val="24"/>
+        </w:rPr>
+        <w:t>Бувши багатим, Христе, ти став убогим,* щоб збагатити людей безсмертям і світлістю.* Тому й нас, збіднілих задля розкошувань житейських,* збагати чеснотами й залічи нас до бідного Лазаря,* рятуючи від муки багача і від пекла,* що нас очікує.</w:t>
+      </w:r>
+    </w:p>
+    <w:p>
+      <w:r>
+        <w:rPr>
+          <w:highlight w:val="darkGray"/>
+        </w:rPr>
+        <w:t>//вечірня/господи_взиваю/стихири/3</w:t>
+      </w:r>
+    </w:p>
+    <w:p>
+      <w:pPr>
+        <w:spacing w:after="120"/>
+        <w:jc w:val="both"/>
+      </w:pPr>
+      <w:r>
+        <w:rPr>
+          <w:rFonts w:ascii="Times New Roman" w:hAnsi="Times New Roman"/>
+          <w:sz w:val="24"/>
+        </w:rPr>
+        <w:t>Вельми збагатіли ми злобою, Господи,* полюбивши розкошування й отримавши у житті блага,* та й були засуджені до пекла,* погордивши зголоднілим нашим умом, немов Лазарем,* і покинувши його перед воротами твоїх божественних учинків,* тому змилуйся над нами, Господи.</w:t>
+      </w:r>
+    </w:p>
+    <w:p>
+      <w:r>
+        <w:rPr>
+          <w:highlight w:val="darkGray"/>
+        </w:rPr>
+        <w:t>//вечірня/стиховня/стихири/1</w:t>
+      </w:r>
+    </w:p>
+    <w:p>
+      <w:pPr>
+        <w:spacing w:after="120"/>
+        <w:jc w:val="both"/>
+      </w:pPr>
+      <w:r>
+        <w:rPr>
+          <w:rFonts w:ascii="Times New Roman" w:hAnsi="Times New Roman"/>
+          <w:i/>
+          <w:color w:val="FF0000"/>
+          <w:sz w:val="24"/>
+        </w:rPr>
+        <w:t xml:space="preserve">(г. 1): </w:t>
+      </w:r>
+      <w:r>
+        <w:rPr>
+          <w:rFonts w:ascii="Times New Roman" w:hAnsi="Times New Roman"/>
+          <w:sz w:val="24"/>
+        </w:rPr>
+        <w:t>Велика глибінь провин моїх, Спасе,* і я потопаю в гріхах моїх;* але подай мені руку, як Петрові,* і помилуй та спаси мене, Боже.</w:t>
+      </w:r>
+    </w:p>
+    <w:p>
+      <w:r>
+        <w:rPr>
+          <w:highlight w:val="darkGray"/>
+        </w:rPr>
+        <w:t>//вечірня/стиховня/стихири/2</w:t>
+      </w:r>
+    </w:p>
+    <w:p>
+      <w:pPr>
+        <w:spacing w:after="120"/>
+        <w:jc w:val="both"/>
+      </w:pPr>
+      <w:r>
+        <w:rPr>
+          <w:rFonts w:ascii="Times New Roman" w:hAnsi="Times New Roman"/>
+          <w:sz w:val="24"/>
+        </w:rPr>
+        <w:t>Нашими лукавими помислами і вчинками осудили ми себе, Спасе,* тож дай нам, Боже, думку навернення,* щоб ми кликали до тебе: Благодітелю добрий,* спаси нас і помилуй.</w:t>
+      </w:r>
+    </w:p>
+    <w:p>
+      <w:r>
+        <w:rPr>
+          <w:highlight w:val="darkGray"/>
+        </w:rPr>
+        <w:t>//вечірня/стиховня/стихири/3</w:t>
+      </w:r>
+    </w:p>
+    <w:p>
+      <w:pPr>
+        <w:spacing w:after="120"/>
+        <w:jc w:val="both"/>
+      </w:pPr>
+      <w:r>
+        <w:rPr>
+          <w:rFonts w:ascii="Times New Roman" w:hAnsi="Times New Roman"/>
+          <w:sz w:val="24"/>
+        </w:rPr>
+        <w:t xml:space="preserve">Ваша ісповідь на суді, Святі,* застрашила демонську силу і визволила людей з обману.* Тому, коли стинали вам голови, ви кликали:* Нехай буде жертва душ наших приємна тобі, Господи,* бо тебе полюбивши, ми не дбаємо* про життя дочасне, </w:t>
+      </w:r>
+      <w:r>
+        <w:rPr>
+          <w:rFonts w:ascii="Times New Roman" w:hAnsi="Times New Roman"/>
+          <w:sz w:val="24"/>
+        </w:rPr>
+        <w:t>Людин</w:t>
+      </w:r>
+      <w:r>
+        <w:rPr>
+          <w:rFonts w:ascii="Times New Roman" w:hAnsi="Times New Roman"/>
+          <w:sz w:val="24"/>
+        </w:rPr>
+        <w:t>олюбче!</w:t>
+      </w:r>
+    </w:p>
+    <w:p>
+      <w:r>
+        <w:rPr>
+          <w:highlight w:val="darkGray"/>
+        </w:rPr>
+        <w:t>//вечірня/стиховня/стихири/4</w:t>
+      </w:r>
+    </w:p>
+    <w:p>
+      <w:pPr>
+        <w:spacing w:after="120"/>
+        <w:jc w:val="both"/>
+      </w:pPr>
+      <w:r>
+        <w:rPr>
+          <w:rFonts w:ascii="Times New Roman" w:hAnsi="Times New Roman"/>
+          <w:b/>
+          <w:sz w:val="24"/>
+        </w:rPr>
+        <w:t>Слава і нині</w:t>
+      </w:r>
+      <w:r>
+        <w:rPr>
+          <w:rFonts w:ascii="Times New Roman" w:hAnsi="Times New Roman"/>
+          <w:sz w:val="24"/>
+        </w:rPr>
+        <w:t>: Діво всехвальна!* У тобі бачив Мойсей пророчими очима тайну:* палаючий кущ, що не згоряв;* бо вогонь Божества, Пречиста, не спалив твого лона.* Тому й молимо тебе, як матір Бога нашого:* Випроси світові мир і велику милість.</w:t>
+      </w:r>
+    </w:p>
+    <w:p>
+      <w:pPr>
+        <w:pStyle w:val="Heading2"/>
+      </w:pPr>
+      <w:r>
+        <w:t>УТРЕНЯ</w:t>
+      </w:r>
+    </w:p>
+    <w:p>
+      <w:r>
+        <w:rPr>
+          <w:highlight w:val="darkGray"/>
+        </w:rPr>
+        <w:t>//утреня/сідальні_по_першому_славословї/1</w:t>
+      </w:r>
+    </w:p>
+    <w:p>
+      <w:pPr>
+        <w:spacing w:after="120"/>
+        <w:jc w:val="both"/>
+      </w:pPr>
+      <w:r>
+        <w:rPr>
+          <w:rFonts w:ascii="Times New Roman" w:hAnsi="Times New Roman"/>
+          <w:i/>
+          <w:color w:val="FF0000"/>
+          <w:sz w:val="24"/>
+        </w:rPr>
+        <w:t xml:space="preserve">(г. 1): </w:t>
+      </w:r>
+      <w:r>
+        <w:rPr>
+          <w:rFonts w:ascii="Times New Roman" w:hAnsi="Times New Roman"/>
+          <w:sz w:val="24"/>
+        </w:rPr>
+        <w:t>Якщо праведники ледве спасаються,* то де опинимося ми грішні,* що не зносимо денного труда й спеки?* Але залічи нас, Боже,* до найманців одинадцятої години, і спаси нас!</w:t>
+      </w:r>
+    </w:p>
+    <w:p>
+      <w:r>
+        <w:rPr>
+          <w:highlight w:val="darkGray"/>
+        </w:rPr>
+        <w:t>//утреня/сідальні_по_першому_славословї/2</w:t>
+      </w:r>
+    </w:p>
+    <w:p>
+      <w:pPr>
+        <w:spacing w:after="120"/>
+        <w:jc w:val="both"/>
+      </w:pPr>
+      <w:r>
+        <w:rPr>
+          <w:rFonts w:ascii="Times New Roman" w:hAnsi="Times New Roman"/>
+          <w:b/>
+          <w:sz w:val="24"/>
+        </w:rPr>
+        <w:t>Слава і нині</w:t>
+      </w:r>
+      <w:r>
+        <w:rPr>
+          <w:rFonts w:ascii="Times New Roman" w:hAnsi="Times New Roman"/>
+          <w:sz w:val="24"/>
+        </w:rPr>
+        <w:t>: Маючи незборне забороло − Богородицю Марію,* прийдім, вірні, і припадімо до неї,* бо до народженого з неї має вона смілість молитися* і спасати від гніву та смерти душі наші.</w:t>
+      </w:r>
+    </w:p>
+    <w:p>
+      <w:r>
+        <w:rPr>
+          <w:highlight w:val="darkGray"/>
+        </w:rPr>
+        <w:t>//утреня/сідальні_по_другому_славословї/1</w:t>
+      </w:r>
+    </w:p>
+    <w:p>
+      <w:pPr>
+        <w:spacing w:after="120"/>
+        <w:jc w:val="both"/>
+      </w:pPr>
+      <w:r>
+        <w:rPr>
+          <w:rFonts w:ascii="Times New Roman" w:hAnsi="Times New Roman"/>
+          <w:i/>
+          <w:color w:val="FF0000"/>
+          <w:sz w:val="24"/>
+        </w:rPr>
+        <w:t xml:space="preserve">(г. 1): </w:t>
+      </w:r>
+      <w:r>
+        <w:rPr>
+          <w:rFonts w:ascii="Times New Roman" w:hAnsi="Times New Roman"/>
+          <w:sz w:val="24"/>
+        </w:rPr>
+        <w:t>Поспішись відкрити нам обійми Отця,* бо блудно ми провели життя наше,* але споглядаючи на невичерпне багатство щедрот твоїх, Спасе,* не погорди нині нашим злиденним серцем,* бо до тебе, Господи, смиренно кличемо:* Згрішили ми, Отче, проти неба і перед тобою, – спаси нас!</w:t>
+      </w:r>
+    </w:p>
+    <w:p>
+      <w:r>
+        <w:rPr>
+          <w:highlight w:val="darkGray"/>
+        </w:rPr>
+        <w:t>//утреня/сідальні_по_другому_славословї/2</w:t>
+      </w:r>
+    </w:p>
+    <w:p>
+      <w:pPr>
+        <w:spacing w:after="120"/>
+        <w:jc w:val="both"/>
+      </w:pPr>
+      <w:r>
+        <w:rPr>
+          <w:rFonts w:ascii="Times New Roman" w:hAnsi="Times New Roman"/>
+          <w:b/>
+          <w:sz w:val="24"/>
+        </w:rPr>
+        <w:t>Слава і нині</w:t>
+      </w:r>
+      <w:r>
+        <w:rPr>
+          <w:rFonts w:ascii="Times New Roman" w:hAnsi="Times New Roman"/>
+          <w:sz w:val="24"/>
+        </w:rPr>
+        <w:t>: Розпач ніневітян попередив ти,* стримуючи заповіджену кару,* і милість твоя, Господи, гнів перемогла.* Тож і нині умилосердися над людьми і стадом твоїм* та владною рукою подолай наших ворогів,* даючи нам, молитвами Богородиці, велику милість.</w:t>
+      </w:r>
+    </w:p>
+    <w:p>
+      <w:r>
+        <w:rPr>
+          <w:highlight w:val="darkGray"/>
+        </w:rPr>
+        <w:t>//утреня/світильні/1</w:t>
+      </w:r>
+    </w:p>
+    <w:p>
+      <w:pPr>
+        <w:spacing w:after="120"/>
+        <w:jc w:val="both"/>
+      </w:pPr>
+      <w:r>
+        <w:rPr>
+          <w:rFonts w:ascii="Times New Roman" w:hAnsi="Times New Roman"/>
+          <w:sz w:val="24"/>
+        </w:rPr>
+        <w:t>Пророче преславний і Предтече благодати!* Ти проповідував усім покаяння на спасіння* і показав, блаженний, Агнця, що бере гріхи світу.* Моли його нині, щоб він помилував світ.</w:t>
+      </w:r>
+    </w:p>
+    <w:p>
+      <w:r>
+        <w:rPr>
+          <w:highlight w:val="darkGray"/>
+        </w:rPr>
+        <w:t>//утреня/світильні/2</w:t>
+      </w:r>
+    </w:p>
+    <w:p>
+      <w:pPr>
+        <w:spacing w:after="120"/>
+        <w:jc w:val="both"/>
+      </w:pPr>
+      <w:r>
+        <w:rPr>
+          <w:rFonts w:ascii="Times New Roman" w:hAnsi="Times New Roman"/>
+          <w:b/>
+          <w:sz w:val="24"/>
+        </w:rPr>
+        <w:t>Слава і нині</w:t>
+      </w:r>
+      <w:r>
+        <w:rPr>
+          <w:rFonts w:ascii="Times New Roman" w:hAnsi="Times New Roman"/>
+          <w:sz w:val="24"/>
+        </w:rPr>
+        <w:t>: Тебе, Діво, сповістили всі пророки.* Давид назвав тебе горою і кораблем, і світильником,* і драбиною, і мостом, і посудиною, що носить манну,* і палицею розквітлою,* а ми тебе, як Богородицю, гідно почитаємо.</w:t>
+      </w:r>
+    </w:p>
+    <w:p>
+      <w:r>
+        <w:rPr>
+          <w:highlight w:val="darkGray"/>
+        </w:rPr>
+        <w:t>//утреня/стиховня/стихири/1</w:t>
+      </w:r>
+    </w:p>
+    <w:p>
+      <w:pPr>
+        <w:spacing w:after="120"/>
+        <w:jc w:val="both"/>
+      </w:pPr>
+      <w:r>
+        <w:rPr>
+          <w:rFonts w:ascii="Times New Roman" w:hAnsi="Times New Roman"/>
+          <w:i/>
+          <w:color w:val="FF0000"/>
+          <w:sz w:val="24"/>
+        </w:rPr>
+        <w:t xml:space="preserve">(г. 1): </w:t>
+      </w:r>
+      <w:r>
+        <w:rPr>
+          <w:rFonts w:ascii="Times New Roman" w:hAnsi="Times New Roman"/>
+          <w:sz w:val="24"/>
+        </w:rPr>
+        <w:t>Чекає тебе, душе, інший світ* і суддя виявить твої таємні й погані вчинки.* Тому не барись у дочасності,* але випереди суддю, кажучи:* Боже, очисти мене і спаси!</w:t>
+      </w:r>
+    </w:p>
+    <w:p>
+      <w:r>
+        <w:rPr>
+          <w:highlight w:val="darkGray"/>
+        </w:rPr>
+        <w:t>//утреня/стиховня/стихири/2</w:t>
+      </w:r>
+    </w:p>
+    <w:p>
+      <w:pPr>
+        <w:spacing w:after="120"/>
+        <w:jc w:val="both"/>
+      </w:pPr>
+      <w:r>
+        <w:rPr>
+          <w:rFonts w:ascii="Times New Roman" w:hAnsi="Times New Roman"/>
+          <w:i/>
+          <w:color w:val="FF0000"/>
+          <w:sz w:val="24"/>
+        </w:rPr>
+        <w:t>Стих:</w:t>
+      </w:r>
+      <w:r>
+        <w:rPr>
+          <w:rFonts w:ascii="Times New Roman" w:hAnsi="Times New Roman"/>
+          <w:i/>
+          <w:sz w:val="24"/>
+        </w:rPr>
+        <w:t xml:space="preserve"> </w:t>
+      </w:r>
+      <w:r>
+        <w:rPr>
+          <w:rFonts w:ascii="Times New Roman" w:hAnsi="Times New Roman"/>
+          <w:sz w:val="24"/>
+          <w:u w:val="single"/>
+        </w:rPr>
+        <w:t>Насити нас уранці милістю твоєю, Господи, щоб ми раділи й веселились по всі дні наші. Звесели нас мірою днів, за яких ти засмутив нас, мірою літ, що в них ми зазнали горя.* Нехай виявиться твоїм слугам твоє діло, і слава твоя – їхнім дітям.</w:t>
+      </w:r>
+    </w:p>
+    <w:p>
+      <w:r>
+        <w:rPr>
+          <w:highlight w:val="darkGray"/>
+        </w:rPr>
+        <w:t>//утреня/стиховня/стихири/3</w:t>
+      </w:r>
+    </w:p>
+    <w:p>
+      <w:pPr>
+        <w:spacing w:after="120"/>
+        <w:jc w:val="both"/>
+      </w:pPr>
+      <w:r>
+        <w:rPr>
+          <w:rFonts w:ascii="Times New Roman" w:hAnsi="Times New Roman"/>
+          <w:sz w:val="24"/>
+        </w:rPr>
+        <w:t>Не погорди нами, Спасе,* опанованими гріховними лінощами,* але піднеси наші думки на покаяння* і вчини нас кмітливими робітниками твого виноградника;* дай нам нагороду одинадцятої години,* і велику милість.</w:t>
+      </w:r>
+    </w:p>
+    <w:p>
+      <w:r>
+        <w:rPr>
+          <w:highlight w:val="darkGray"/>
+        </w:rPr>
+        <w:t>//утреня/стиховня/стихири/4</w:t>
+      </w:r>
+    </w:p>
+    <w:p>
+      <w:pPr>
+        <w:spacing w:after="120"/>
+        <w:jc w:val="both"/>
+      </w:pPr>
+      <w:r>
+        <w:rPr>
+          <w:rFonts w:ascii="Times New Roman" w:hAnsi="Times New Roman"/>
+          <w:i/>
+          <w:color w:val="FF0000"/>
+          <w:sz w:val="24"/>
+        </w:rPr>
+        <w:t xml:space="preserve">Стих: </w:t>
+      </w:r>
+      <w:r>
+        <w:rPr>
+          <w:rFonts w:ascii="Times New Roman" w:hAnsi="Times New Roman"/>
+          <w:sz w:val="24"/>
+          <w:u w:val="single"/>
+        </w:rPr>
+        <w:t>І ласка Господа, Бога нашого, нехай буде над нами,* і стверди діло рук наших; стверди його – діло рук наших.</w:t>
+      </w:r>
+    </w:p>
+    <w:p>
+      <w:r>
+        <w:rPr>
+          <w:highlight w:val="darkGray"/>
+        </w:rPr>
+        <w:t>//утреня/стиховня/стихири/5</w:t>
+      </w:r>
+    </w:p>
+    <w:p>
+      <w:pPr>
+        <w:spacing w:after="120"/>
+        <w:jc w:val="both"/>
+      </w:pPr>
+      <w:r>
+        <w:rPr>
+          <w:rFonts w:ascii="Times New Roman" w:hAnsi="Times New Roman"/>
+          <w:sz w:val="24"/>
+        </w:rPr>
+        <w:t>Ці воїни великого Царя супротивлялися наказам мучителів,* відважно пішли на муки* і потоптали всі обмани, та й були достойно увінчані,* тому просять у Спаса миру душам нашим* і великої милости.</w:t>
+      </w:r>
+    </w:p>
+    <w:p>
+      <w:r>
+        <w:rPr>
+          <w:highlight w:val="darkGray"/>
+        </w:rPr>
+        <w:t>//утреня/стиховня/стихири/6</w:t>
+      </w:r>
+    </w:p>
+    <w:p>
+      <w:pPr>
+        <w:spacing w:after="120"/>
+        <w:jc w:val="both"/>
+      </w:pPr>
+      <w:r>
+        <w:rPr>
+          <w:rFonts w:ascii="Times New Roman" w:hAnsi="Times New Roman"/>
+          <w:b/>
+          <w:sz w:val="24"/>
+        </w:rPr>
+        <w:t>Слава і нині</w:t>
+      </w:r>
+      <w:r>
+        <w:rPr>
+          <w:rFonts w:ascii="Times New Roman" w:hAnsi="Times New Roman"/>
+          <w:sz w:val="24"/>
+        </w:rPr>
+        <w:t>: Ти, єдина Чиста, була оселею Світла,* що від Отця засяяло, тому й кличу до тебе: Просвіти світлом чеснот замрячену пристрастями мою душу* і в день суду посели її, Пречиста,* в оселях світлостей твоїх.</w:t>
+      </w:r>
+    </w:p>
+    <w:p>
+      <w:pPr>
+        <w:pStyle w:val="Heading1"/>
+      </w:pPr>
+      <w:r>
+        <w:t>Глас 1 - СР</w:t>
+      </w:r>
+    </w:p>
+    <w:p>
+      <w:r>
+        <w:rPr>
+          <w:highlight w:val="darkGray"/>
+        </w:rPr>
+        <w:t>/октоїх/1/СР</w:t>
+      </w:r>
+    </w:p>
+    <w:p>
+      <w:pPr>
+        <w:pStyle w:val="Heading2"/>
+      </w:pPr>
+      <w:r>
+        <w:t>ВЕЧІРНЯ</w:t>
+      </w:r>
+    </w:p>
+    <w:p>
+      <w:pPr>
+        <w:pStyle w:val="Heading3"/>
+      </w:pPr>
+      <w:r>
+        <w:rPr>
+          <w:highlight w:val="darkGray"/>
+        </w:rPr>
+        <w:t>//вечірня/господи_взиваю</w:t>
+      </w:r>
+    </w:p>
+    <w:p>
+      <w:r>
+        <w:rPr>
+          <w:highlight w:val="darkGray"/>
+        </w:rPr>
+        <w:t>//вечірня/господи_взиваю/стихири/1</w:t>
+      </w:r>
+    </w:p>
+    <w:p>
+      <w:pPr>
+        <w:spacing w:after="120"/>
+        <w:jc w:val="both"/>
+      </w:pPr>
+      <w:r>
+        <w:rPr>
+          <w:rFonts w:ascii="Times New Roman" w:hAnsi="Times New Roman"/>
+          <w:i/>
+          <w:color w:val="FF0000"/>
+          <w:sz w:val="24"/>
+        </w:rPr>
+        <w:t>(г. 1, подібний: Преславні мученики):</w:t>
+      </w:r>
+      <w:r>
+        <w:rPr>
+          <w:rFonts w:ascii="Times New Roman" w:hAnsi="Times New Roman"/>
+          <w:color w:val="FF0000"/>
+          <w:sz w:val="24"/>
+        </w:rPr>
+        <w:t xml:space="preserve"> </w:t>
+      </w:r>
+      <w:r>
+        <w:rPr>
+          <w:rFonts w:ascii="Times New Roman" w:hAnsi="Times New Roman"/>
+          <w:sz w:val="24"/>
+        </w:rPr>
+        <w:t>Прибитий до хреста як людина, Христе Боже,* ти обожив людську природу* і вбив змія, зачинателя злоби,* а нас, як добросердий,* ставши за нас прокляттям, визволив від прокляття дерева,* даючи світові благословення* і велику милість.</w:t>
+      </w:r>
+    </w:p>
+    <w:p>
+      <w:r>
+        <w:rPr>
+          <w:highlight w:val="darkGray"/>
+        </w:rPr>
+        <w:t>//вечірня/господи_взиваю/стихири/2</w:t>
+      </w:r>
+    </w:p>
+    <w:p>
+      <w:pPr>
+        <w:spacing w:after="120"/>
+        <w:jc w:val="both"/>
+      </w:pPr>
+      <w:r>
+        <w:rPr>
+          <w:rFonts w:ascii="Times New Roman" w:hAnsi="Times New Roman"/>
+          <w:sz w:val="24"/>
+        </w:rPr>
+        <w:t>Бувши вище всякої чести, Владико,* ти дозволив себе збезчестити,* витерпівши, Щедрий, на дереві ганебну смерть.* Через неї безсмертя* обняло людський рід,* і він прийняв первісне життя,* коли ти вмер тілом, Всесильний.</w:t>
+      </w:r>
+    </w:p>
+    <w:p>
+      <w:r>
+        <w:rPr>
+          <w:highlight w:val="darkGray"/>
+        </w:rPr>
+        <w:t>//вечірня/господи_взиваю/стихири/3</w:t>
+      </w:r>
+    </w:p>
+    <w:p>
+      <w:pPr>
+        <w:spacing w:after="120"/>
+        <w:jc w:val="both"/>
+      </w:pPr>
+      <w:r>
+        <w:rPr>
+          <w:rFonts w:ascii="Times New Roman" w:hAnsi="Times New Roman"/>
+          <w:sz w:val="24"/>
+        </w:rPr>
+        <w:t>Хресте всечесний,* вірних очищення, царів державо!* Освяти всіх, що тобі поклоняються* і прославляють Христа,* що задля несказанного добросердя простер на тобі руки* і зібрав воєдино* всі кінці землі.</w:t>
+      </w:r>
+    </w:p>
+    <w:p>
+      <w:r>
+        <w:rPr>
+          <w:highlight w:val="darkGray"/>
+        </w:rPr>
+        <w:t>//вечірня/стиховня/стихири/1</w:t>
+      </w:r>
+    </w:p>
+    <w:p>
+      <w:pPr>
+        <w:spacing w:after="120"/>
+        <w:jc w:val="both"/>
+      </w:pPr>
+      <w:r>
+        <w:rPr>
+          <w:rFonts w:ascii="Times New Roman" w:hAnsi="Times New Roman"/>
+          <w:i/>
+          <w:color w:val="FF0000"/>
+          <w:sz w:val="24"/>
+        </w:rPr>
+        <w:t>(г. 1):</w:t>
+      </w:r>
+      <w:r>
+        <w:rPr>
+          <w:rFonts w:ascii="Times New Roman" w:hAnsi="Times New Roman"/>
+          <w:sz w:val="24"/>
+        </w:rPr>
+        <w:t xml:space="preserve"> Застромлено хрест на Череп-місці,* і процвіло нам безсмертя* із джерела вічнопливучого* – Спасового боку.</w:t>
+      </w:r>
+    </w:p>
+    <w:p>
+      <w:r>
+        <w:rPr>
+          <w:highlight w:val="darkGray"/>
+        </w:rPr>
+        <w:t>//вечірня/стиховня/стихири/2</w:t>
+      </w:r>
+    </w:p>
+    <w:p>
+      <w:pPr>
+        <w:spacing w:after="120"/>
+        <w:jc w:val="both"/>
+      </w:pPr>
+      <w:r>
+        <w:rPr>
+          <w:rFonts w:ascii="Times New Roman" w:hAnsi="Times New Roman"/>
+          <w:sz w:val="24"/>
+        </w:rPr>
+        <w:t>Непереможною твердинею для нас* − чесний хрест Спаса,* бо уповаючи на нього,* всі спасаємось.</w:t>
+      </w:r>
+    </w:p>
+    <w:p>
+      <w:r>
+        <w:rPr>
+          <w:highlight w:val="darkGray"/>
+        </w:rPr>
+        <w:t>//вечірня/стиховня/стихири/3</w:t>
+      </w:r>
+    </w:p>
+    <w:p>
+      <w:pPr>
+        <w:spacing w:after="120"/>
+        <w:jc w:val="both"/>
+      </w:pPr>
+      <w:r>
+        <w:rPr>
+          <w:rFonts w:ascii="Times New Roman" w:hAnsi="Times New Roman"/>
+          <w:sz w:val="24"/>
+        </w:rPr>
+        <w:t>Добра ваша купівля, Святі,* бо дали ви кров вашу та успадкували небо* і за дочасне випробування вічно веселитеся.* Справді добра ваша купівля,* бо, віддавши туземні, набули ви віків добра;* тож, радіючи з ангелами, невпинно оспівуєте* Тройцю єдиносущну.</w:t>
+      </w:r>
+    </w:p>
+    <w:p>
+      <w:r>
+        <w:rPr>
+          <w:highlight w:val="darkGray"/>
+        </w:rPr>
+        <w:t>//вечірня/стиховня/стихири/4</w:t>
+      </w:r>
+    </w:p>
+    <w:p>
+      <w:pPr>
+        <w:spacing w:after="120"/>
+        <w:jc w:val="both"/>
+      </w:pPr>
+      <w:r>
+        <w:rPr>
+          <w:rFonts w:ascii="Times New Roman" w:hAnsi="Times New Roman"/>
+          <w:b/>
+          <w:sz w:val="24"/>
+        </w:rPr>
+        <w:t>Слава і нині</w:t>
+      </w:r>
+      <w:r>
+        <w:rPr>
+          <w:rFonts w:ascii="Times New Roman" w:hAnsi="Times New Roman"/>
+          <w:sz w:val="24"/>
+        </w:rPr>
+        <w:t xml:space="preserve"> </w:t>
+      </w:r>
+      <w:r>
+        <w:rPr>
+          <w:rFonts w:ascii="Times New Roman" w:hAnsi="Times New Roman"/>
+          <w:color w:val="FF0000"/>
+          <w:sz w:val="24"/>
+        </w:rPr>
+        <w:t>(</w:t>
+      </w:r>
+      <w:r>
+        <w:rPr>
+          <w:rFonts w:ascii="Times New Roman" w:hAnsi="Times New Roman"/>
+          <w:i/>
+          <w:color w:val="FF0000"/>
+          <w:sz w:val="24"/>
+        </w:rPr>
+        <w:t>подібний</w:t>
+      </w:r>
+      <w:r>
+        <w:rPr>
+          <w:rFonts w:ascii="Times New Roman" w:hAnsi="Times New Roman"/>
+          <w:color w:val="FF0000"/>
+          <w:sz w:val="24"/>
+        </w:rPr>
+        <w:t xml:space="preserve">: </w:t>
+      </w:r>
+      <w:r>
+        <w:rPr>
+          <w:rFonts w:ascii="Times New Roman" w:hAnsi="Times New Roman"/>
+          <w:i/>
+          <w:color w:val="FF0000"/>
+          <w:sz w:val="24"/>
+        </w:rPr>
+        <w:t>Небесних хорів</w:t>
+      </w:r>
+      <w:r>
+        <w:rPr>
+          <w:rFonts w:ascii="Times New Roman" w:hAnsi="Times New Roman"/>
+          <w:color w:val="FF0000"/>
+          <w:sz w:val="24"/>
+        </w:rPr>
+        <w:t>)</w:t>
+      </w:r>
+      <w:r>
+        <w:rPr>
+          <w:rFonts w:ascii="Times New Roman" w:hAnsi="Times New Roman"/>
+          <w:sz w:val="24"/>
+        </w:rPr>
+        <w:t>: Коли побачила піднесеного на дерево Агнця,* гірко заридала непорочна Діва:* Моя люба Дитино!* Що це за нове й преславне видіння?* Як же це ти, що держиш усе в долоні, розпинаєшся на дереві тілом?</w:t>
+      </w:r>
+    </w:p>
+    <w:p>
+      <w:pPr>
+        <w:pStyle w:val="Heading2"/>
+      </w:pPr>
+      <w:r>
+        <w:t>УТРЕНЯ</w:t>
+      </w:r>
+    </w:p>
+    <w:p>
+      <w:r>
+        <w:rPr>
+          <w:highlight w:val="darkGray"/>
+        </w:rPr>
+        <w:t>//утреня/сідальні_по_першому_славословї/1</w:t>
+      </w:r>
+    </w:p>
+    <w:p>
+      <w:pPr>
+        <w:spacing w:after="120"/>
+        <w:jc w:val="both"/>
+      </w:pPr>
+      <w:r>
+        <w:rPr>
+          <w:rFonts w:ascii="Times New Roman" w:hAnsi="Times New Roman"/>
+          <w:i/>
+          <w:color w:val="FF0000"/>
+          <w:sz w:val="24"/>
+        </w:rPr>
+        <w:t xml:space="preserve">(г. 1): </w:t>
+      </w:r>
+      <w:r>
+        <w:rPr>
+          <w:rFonts w:ascii="Times New Roman" w:hAnsi="Times New Roman"/>
+          <w:sz w:val="24"/>
+        </w:rPr>
+        <w:t>Коли ти, Христе, був розп'ятий,* тоді припинилось насильство й була потоптана ворожа сила;* бо не ангел, ані людина, але сам ти, Господи,* спас нас – слава тобі!</w:t>
+      </w:r>
+    </w:p>
+    <w:p>
+      <w:r>
+        <w:rPr>
+          <w:highlight w:val="darkGray"/>
+        </w:rPr>
+        <w:t>//утреня/сідальні_по_першому_славословї/2</w:t>
+      </w:r>
+    </w:p>
+    <w:p>
+      <w:pPr>
+        <w:spacing w:after="120"/>
+        <w:jc w:val="both"/>
+      </w:pPr>
+      <w:r>
+        <w:rPr>
+          <w:rFonts w:ascii="Times New Roman" w:hAnsi="Times New Roman"/>
+          <w:b/>
+          <w:sz w:val="24"/>
+        </w:rPr>
+        <w:t>Слава і нині</w:t>
+      </w:r>
+      <w:r>
+        <w:rPr>
+          <w:rFonts w:ascii="Times New Roman" w:hAnsi="Times New Roman"/>
+          <w:sz w:val="24"/>
+        </w:rPr>
+        <w:t>: Бачивши на хресті з розбійниками розп'ятого Агнця,* тебе, довготерпеливе Слово, і проколеного списом між ребра,* Агниця кликала й по-материнському промовляла:* Яке дивне й страшне таїнство несказанно звершується, Ісусе мій!* Як же ти скриваєшся у гробі, неосяжний Боже?* Не зоставляй мене, що тебе породила,* солодкий мій Сину!</w:t>
+      </w:r>
+    </w:p>
+    <w:p>
+      <w:r>
+        <w:rPr>
+          <w:highlight w:val="darkGray"/>
+        </w:rPr>
+        <w:t>//утреня/сідальні_по_другому_славословї/1</w:t>
+      </w:r>
+    </w:p>
+    <w:p>
+      <w:pPr>
+        <w:spacing w:after="120"/>
+        <w:jc w:val="both"/>
+      </w:pPr>
+      <w:r>
+        <w:rPr>
+          <w:rFonts w:ascii="Times New Roman" w:hAnsi="Times New Roman"/>
+          <w:i/>
+          <w:color w:val="FF0000"/>
+          <w:sz w:val="24"/>
+        </w:rPr>
+        <w:t xml:space="preserve">(г. 1): </w:t>
+      </w:r>
+      <w:r>
+        <w:rPr>
+          <w:rFonts w:ascii="Times New Roman" w:hAnsi="Times New Roman"/>
+          <w:sz w:val="24"/>
+        </w:rPr>
+        <w:t>Дереву хреста твого поклоняємось, Чоловіколюбче,* бо на ньому ти − життя всіх, розп'явся* і відчинив, Спасе, рай розбійникові,* що з вірою до тебе звернувся і сподобився вічного блаженства,* коли закликав до тебе: Згадай мене, Господи!* Прийми й нас, як і його, що до тебе кличемо:* Всі ми згрішили!* У милосерді своєму не погорди нами.</w:t>
+      </w:r>
+    </w:p>
+    <w:p>
+      <w:r>
+        <w:rPr>
+          <w:highlight w:val="darkGray"/>
+        </w:rPr>
+        <w:t>//утреня/сідальні_по_другому_славословї/2</w:t>
+      </w:r>
+    </w:p>
+    <w:p>
+      <w:pPr>
+        <w:spacing w:after="120"/>
+        <w:jc w:val="both"/>
+      </w:pPr>
+      <w:r>
+        <w:rPr>
+          <w:rFonts w:ascii="Times New Roman" w:hAnsi="Times New Roman"/>
+          <w:b/>
+          <w:sz w:val="24"/>
+        </w:rPr>
+        <w:t>Слава і нині</w:t>
+      </w:r>
+      <w:r>
+        <w:rPr>
+          <w:rFonts w:ascii="Times New Roman" w:hAnsi="Times New Roman"/>
+          <w:sz w:val="24"/>
+        </w:rPr>
+        <w:t>: О нове чудо! О страшне таїнство!* – кликала Агниця і непорочна Діва,* як побачила на дереві розп'ятого Господа,* що держить усе в долоні,* а тепер засуджений на хрест суддями беззаконними.</w:t>
+      </w:r>
+    </w:p>
+    <w:p>
+      <w:r>
+        <w:rPr>
+          <w:highlight w:val="darkGray"/>
+        </w:rPr>
+        <w:t>//утреня/світильні/1</w:t>
+      </w:r>
+    </w:p>
+    <w:p>
+      <w:pPr>
+        <w:spacing w:after="120"/>
+        <w:jc w:val="both"/>
+      </w:pPr>
+      <w:r>
+        <w:rPr>
+          <w:rFonts w:ascii="Times New Roman" w:hAnsi="Times New Roman"/>
+          <w:sz w:val="24"/>
+        </w:rPr>
+        <w:t>Вірою оспівуємо божественний хрест, зброю нездоланну і твердиню віри,* і йому поклоняємося.* Достойно величаємо великий захист, похвалу християн,* охоронця православних і страстотерпців славу.</w:t>
+      </w:r>
+    </w:p>
+    <w:p>
+      <w:r>
+        <w:rPr>
+          <w:highlight w:val="darkGray"/>
+        </w:rPr>
+        <w:t>//утреня/світильні/2</w:t>
+      </w:r>
+    </w:p>
+    <w:p>
+      <w:pPr>
+        <w:spacing w:after="120"/>
+        <w:jc w:val="both"/>
+      </w:pPr>
+      <w:r>
+        <w:rPr>
+          <w:rFonts w:ascii="Times New Roman" w:hAnsi="Times New Roman"/>
+          <w:b/>
+          <w:sz w:val="24"/>
+        </w:rPr>
+        <w:t>Слава і нині</w:t>
+      </w:r>
+      <w:r>
+        <w:rPr>
+          <w:rFonts w:ascii="Times New Roman" w:hAnsi="Times New Roman"/>
+          <w:sz w:val="24"/>
+        </w:rPr>
+        <w:t>: Стоячи біля хреста і бачивши свого Сина на дереві розп'ятого й бездушного,* Пречиста по-материнському ридала,* кликала зі сльозами і промовляла:* Яке ж це диво, що Творець створіння дав себе піднести на хрест, щоб розіп'ястися?</w:t>
+      </w:r>
+    </w:p>
+    <w:p>
+      <w:r>
+        <w:rPr>
+          <w:highlight w:val="darkGray"/>
+        </w:rPr>
+        <w:t>//утреня/стиховня/стихири/1</w:t>
+      </w:r>
+    </w:p>
+    <w:p>
+      <w:pPr>
+        <w:spacing w:after="120"/>
+        <w:jc w:val="both"/>
+      </w:pPr>
+      <w:r>
+        <w:rPr>
+          <w:rFonts w:ascii="Times New Roman" w:hAnsi="Times New Roman"/>
+          <w:i/>
+          <w:color w:val="FF0000"/>
+          <w:sz w:val="24"/>
+        </w:rPr>
+        <w:t xml:space="preserve">(г. 1): </w:t>
+      </w:r>
+      <w:r>
+        <w:rPr>
+          <w:rFonts w:ascii="Times New Roman" w:hAnsi="Times New Roman"/>
+          <w:sz w:val="24"/>
+        </w:rPr>
+        <w:t>Тебе, що на хресті тілом розп'явся* і життя нам подав,* невпинно оспівуємо, як Спаса і Владику.</w:t>
+      </w:r>
+    </w:p>
+    <w:p>
+      <w:r>
+        <w:rPr>
+          <w:highlight w:val="darkGray"/>
+        </w:rPr>
+        <w:t>//утреня/стиховня/стихири/2</w:t>
+      </w:r>
+    </w:p>
+    <w:p>
+      <w:pPr>
+        <w:spacing w:after="120"/>
+        <w:jc w:val="both"/>
+      </w:pPr>
+      <w:r>
+        <w:rPr>
+          <w:rFonts w:ascii="Times New Roman" w:hAnsi="Times New Roman"/>
+          <w:i/>
+          <w:color w:val="FF0000"/>
+          <w:sz w:val="24"/>
+        </w:rPr>
+        <w:t>Стих:</w:t>
+      </w:r>
+      <w:r>
+        <w:rPr>
+          <w:rFonts w:ascii="Times New Roman" w:hAnsi="Times New Roman"/>
+          <w:i/>
+          <w:sz w:val="24"/>
+        </w:rPr>
+        <w:t xml:space="preserve"> </w:t>
+      </w:r>
+      <w:r>
+        <w:rPr>
+          <w:rFonts w:ascii="Times New Roman" w:hAnsi="Times New Roman"/>
+          <w:sz w:val="24"/>
+          <w:u w:val="single"/>
+        </w:rPr>
+        <w:t>Насити нас уранці милістю твоєю, Господи, щоб ми раділи й веселились по всі дні наші. Звесели нас мірою днів, за яких ти засмутив нас, мірою літ, що в них ми зазнали горя.* Нехай виявиться твоїм слугам твоє діло, і слава твоя – їхнім дітям.</w:t>
+      </w:r>
+    </w:p>
+    <w:p>
+      <w:r>
+        <w:rPr>
+          <w:highlight w:val="darkGray"/>
+        </w:rPr>
+        <w:t>//утреня/стиховня/стихири/3</w:t>
+      </w:r>
+    </w:p>
+    <w:p>
+      <w:pPr>
+        <w:spacing w:after="120"/>
+        <w:jc w:val="both"/>
+      </w:pPr>
+      <w:r>
+        <w:rPr>
+          <w:rFonts w:ascii="Times New Roman" w:hAnsi="Times New Roman"/>
+          <w:sz w:val="24"/>
+        </w:rPr>
+        <w:t>Твоїм хрестом, Христе,* створилось одне стадо ангелів і людей,* і в одному зборі веселиться небо і земля, кличучи:* Господи, − слава тобі!</w:t>
+      </w:r>
+    </w:p>
+    <w:p>
+      <w:r>
+        <w:rPr>
+          <w:highlight w:val="darkGray"/>
+        </w:rPr>
+        <w:t>//утреня/стиховня/стихири/4</w:t>
+      </w:r>
+    </w:p>
+    <w:p>
+      <w:pPr>
+        <w:spacing w:after="120"/>
+        <w:jc w:val="both"/>
+      </w:pPr>
+      <w:r>
+        <w:rPr>
+          <w:rFonts w:ascii="Times New Roman" w:hAnsi="Times New Roman"/>
+          <w:i/>
+          <w:color w:val="FF0000"/>
+          <w:sz w:val="24"/>
+        </w:rPr>
+        <w:t xml:space="preserve">Стих: </w:t>
+      </w:r>
+      <w:r>
+        <w:rPr>
+          <w:rFonts w:ascii="Times New Roman" w:hAnsi="Times New Roman"/>
+          <w:sz w:val="24"/>
+          <w:u w:val="single"/>
+        </w:rPr>
+        <w:t xml:space="preserve">І ласка Господа, Бога нашого, нехай буде над нами,* і стверди діло рук наших; стверди його – діло рук наших. </w:t>
+      </w:r>
+    </w:p>
+    <w:p>
+      <w:r>
+        <w:rPr>
+          <w:highlight w:val="darkGray"/>
+        </w:rPr>
+        <w:t>//утреня/стиховня/стихири/5</w:t>
+      </w:r>
+    </w:p>
+    <w:p>
+      <w:pPr>
+        <w:spacing w:after="120"/>
+        <w:jc w:val="both"/>
+      </w:pPr>
+      <w:r>
+        <w:rPr>
+          <w:rFonts w:ascii="Times New Roman" w:hAnsi="Times New Roman"/>
+          <w:sz w:val="24"/>
+        </w:rPr>
+        <w:t>Вас, всехвальні мученики,* не змогли від Бога відділити ні скорбота, ні тіснота,* ні голодування, ні переслідування, ані рани,* ні лютість звірів, ні меч, ні вогонь.* Ви радше з любови до нього,* немовби в чужих тілах, змагалися,* забувши природу і смертю згордивши.* Тому й прийняли ви достойну нагороду за ваші страждання* і стали спадкоємцями небесного царства;* моліться безперестанно за душі наші.</w:t>
+      </w:r>
+    </w:p>
+    <w:p>
+      <w:r>
+        <w:rPr>
+          <w:highlight w:val="darkGray"/>
+        </w:rPr>
+        <w:t>//утреня/стиховня/стихири/6</w:t>
+      </w:r>
+    </w:p>
+    <w:p>
+      <w:pPr>
+        <w:spacing w:after="120"/>
+        <w:jc w:val="both"/>
+      </w:pPr>
+      <w:r>
+        <w:rPr>
+          <w:rFonts w:ascii="Times New Roman" w:hAnsi="Times New Roman"/>
+          <w:b/>
+          <w:sz w:val="24"/>
+        </w:rPr>
+        <w:t>Слава і нині</w:t>
+      </w:r>
+      <w:r>
+        <w:rPr>
+          <w:rFonts w:ascii="Times New Roman" w:hAnsi="Times New Roman"/>
+          <w:sz w:val="24"/>
+        </w:rPr>
+        <w:t xml:space="preserve"> </w:t>
+      </w:r>
+      <w:r>
+        <w:rPr>
+          <w:rFonts w:ascii="Times New Roman" w:hAnsi="Times New Roman"/>
+          <w:color w:val="FF0000"/>
+          <w:sz w:val="24"/>
+        </w:rPr>
+        <w:t>(</w:t>
+      </w:r>
+      <w:r>
+        <w:rPr>
+          <w:rFonts w:ascii="Times New Roman" w:hAnsi="Times New Roman"/>
+          <w:i/>
+          <w:color w:val="FF0000"/>
+          <w:sz w:val="24"/>
+        </w:rPr>
+        <w:t>подібний</w:t>
+      </w:r>
+      <w:r>
+        <w:rPr>
+          <w:rFonts w:ascii="Times New Roman" w:hAnsi="Times New Roman"/>
+          <w:color w:val="FF0000"/>
+          <w:sz w:val="24"/>
+        </w:rPr>
+        <w:t xml:space="preserve">: </w:t>
+      </w:r>
+      <w:r>
+        <w:rPr>
+          <w:rFonts w:ascii="Times New Roman" w:hAnsi="Times New Roman"/>
+          <w:i/>
+          <w:color w:val="FF0000"/>
+          <w:sz w:val="24"/>
+        </w:rPr>
+        <w:t>Преславні мученики</w:t>
+      </w:r>
+      <w:r>
+        <w:rPr>
+          <w:rFonts w:ascii="Times New Roman" w:hAnsi="Times New Roman"/>
+          <w:color w:val="FF0000"/>
+          <w:sz w:val="24"/>
+        </w:rPr>
+        <w:t>):</w:t>
+      </w:r>
+      <w:r>
+        <w:rPr>
+          <w:rFonts w:ascii="Times New Roman" w:hAnsi="Times New Roman"/>
+          <w:sz w:val="24"/>
+        </w:rPr>
+        <w:t xml:space="preserve"> Стояла біля твого хреста, Боже Слово,* Агничка й непорочна твоя Мати,* і, ридаючи, кликала:* Як же ти вмираєш на хресті, мій Сину?* Горе мені, світло моє любе!* Де подівся нині вигляд твоєї красоти?* − найкращий з усіх людей!</w:t>
+      </w:r>
+    </w:p>
+    <w:p>
+      <w:pPr>
+        <w:pStyle w:val="Heading1"/>
+      </w:pPr>
+      <w:r>
+        <w:t>Глас 1 - ЧТ</w:t>
+      </w:r>
+    </w:p>
+    <w:p>
+      <w:r>
+        <w:rPr>
+          <w:highlight w:val="darkGray"/>
+        </w:rPr>
+        <w:t>/октоїх/1/ЧТ</w:t>
+      </w:r>
+    </w:p>
+    <w:p>
+      <w:pPr>
+        <w:pStyle w:val="Heading2"/>
+      </w:pPr>
+      <w:r>
+        <w:t>ВЕЧІРНЯ</w:t>
+      </w:r>
+    </w:p>
+    <w:p>
+      <w:pPr>
+        <w:pStyle w:val="Heading3"/>
+      </w:pPr>
+      <w:r>
+        <w:rPr>
+          <w:highlight w:val="darkGray"/>
+        </w:rPr>
+        <w:t>//вечірня/господи_взиваю</w:t>
+      </w:r>
+    </w:p>
+    <w:p>
+      <w:r>
+        <w:rPr>
+          <w:highlight w:val="darkGray"/>
+        </w:rPr>
+        <w:t>//вечірня/господи_взиваю/стихири/1</w:t>
+      </w:r>
+    </w:p>
+    <w:p>
+      <w:pPr>
+        <w:spacing w:after="120"/>
+        <w:jc w:val="both"/>
+      </w:pPr>
+      <w:r>
+        <w:rPr>
+          <w:rFonts w:ascii="Times New Roman" w:hAnsi="Times New Roman"/>
+          <w:i/>
+          <w:color w:val="FF0000"/>
+          <w:sz w:val="24"/>
+        </w:rPr>
+        <w:t>(г. 1, подібний: Преславні мученики):</w:t>
+      </w:r>
+      <w:r>
+        <w:rPr>
+          <w:rFonts w:ascii="Times New Roman" w:hAnsi="Times New Roman"/>
+          <w:color w:val="FF0000"/>
+          <w:sz w:val="24"/>
+        </w:rPr>
+        <w:t xml:space="preserve"> </w:t>
+      </w:r>
+      <w:r>
+        <w:rPr>
+          <w:rFonts w:ascii="Times New Roman" w:hAnsi="Times New Roman"/>
+          <w:sz w:val="24"/>
+        </w:rPr>
+        <w:t>Апостоли славні,* Богом покликані Христові учні,* учителі вселенної!* Знайшовши Господа − посередника між Богом і людьми,* до нього ви побожно пристали* і, як Бога свого та як досконалу людину,* явно в світі проповідували.</w:t>
+      </w:r>
+    </w:p>
+    <w:p>
+      <w:r>
+        <w:rPr>
+          <w:highlight w:val="darkGray"/>
+        </w:rPr>
+        <w:t>//вечірня/господи_взиваю/стихири/2</w:t>
+      </w:r>
+    </w:p>
+    <w:p>
+      <w:pPr>
+        <w:spacing w:after="120"/>
+        <w:jc w:val="both"/>
+      </w:pPr>
+      <w:r>
+        <w:rPr>
+          <w:rFonts w:ascii="Times New Roman" w:hAnsi="Times New Roman"/>
+          <w:sz w:val="24"/>
+        </w:rPr>
+        <w:t>Апостоли всемудрі,* Богом покликані Христові учні,* учителі вселенної!* Вашими молитвами укріпіть мене* розуміти божественні науки* і завжди допомагайте мені* ходити дорогою вузькою,* щоб дійти до безмежних* райських поселень.</w:t>
+      </w:r>
+    </w:p>
+    <w:p>
+      <w:r>
+        <w:rPr>
+          <w:highlight w:val="darkGray"/>
+        </w:rPr>
+        <w:t>//вечірня/господи_взиваю/стихири/3</w:t>
+      </w:r>
+    </w:p>
+    <w:p>
+      <w:pPr>
+        <w:spacing w:after="120"/>
+        <w:jc w:val="both"/>
+      </w:pPr>
+      <w:r>
+        <w:rPr>
+          <w:rFonts w:ascii="Times New Roman" w:hAnsi="Times New Roman"/>
+          <w:sz w:val="24"/>
+        </w:rPr>
+        <w:t>Оспівую першопрестольного Петра,* Павла, Якова,* Андрія й Пилипа,* Симона, Вартоломея з Томою,* Матея, Йоана й Марка з Лукою,* що благовість списали,* Богом вибраний хор,* разом з іншими сімдесятьма,* очевидців Слова і проповідників.</w:t>
+      </w:r>
+    </w:p>
+    <w:p>
+      <w:r>
+        <w:rPr>
+          <w:highlight w:val="darkGray"/>
+        </w:rPr>
+        <w:t>//вечірня/стиховня/стихири/1</w:t>
+      </w:r>
+    </w:p>
+    <w:p>
+      <w:pPr>
+        <w:spacing w:after="120"/>
+        <w:jc w:val="both"/>
+      </w:pPr>
+      <w:r>
+        <w:rPr>
+          <w:rFonts w:ascii="Times New Roman" w:hAnsi="Times New Roman"/>
+          <w:i/>
+          <w:color w:val="FF0000"/>
+          <w:sz w:val="24"/>
+        </w:rPr>
+        <w:t xml:space="preserve">(г. 1): </w:t>
+      </w:r>
+      <w:r>
+        <w:rPr>
+          <w:rFonts w:ascii="Times New Roman" w:hAnsi="Times New Roman"/>
+          <w:sz w:val="24"/>
+        </w:rPr>
+        <w:t>Апостольська повноголоса сопілка,* порушена Святим Духом,* усунула мерзькі бісівські жертви;* проповіддю єдиного Господа* вона визволила народи від ідольських хитрощів* і навчила поклонятися Тройці єдиносущній.</w:t>
+      </w:r>
+    </w:p>
+    <w:p>
+      <w:r>
+        <w:rPr>
+          <w:highlight w:val="darkGray"/>
+        </w:rPr>
+        <w:t>//вечірня/стиховня/стихири/2</w:t>
+      </w:r>
+    </w:p>
+    <w:p>
+      <w:pPr>
+        <w:spacing w:after="120"/>
+        <w:jc w:val="both"/>
+      </w:pPr>
+      <w:r>
+        <w:rPr>
+          <w:rFonts w:ascii="Times New Roman" w:hAnsi="Times New Roman"/>
+          <w:sz w:val="24"/>
+        </w:rPr>
+        <w:t>Однодушно похвалімо Петра й Павла,* Луку, Матея, Марка й Йоана;* достойно звеличаймо Андрія, Тому й Вартоломея,* Симона Кананіта, Якова й Пилипа,* і увесь хор учнів.</w:t>
+      </w:r>
+    </w:p>
+    <w:p>
+      <w:r>
+        <w:rPr>
+          <w:highlight w:val="darkGray"/>
+        </w:rPr>
+        <w:t>//вечірня/стиховня/стихири/3</w:t>
+      </w:r>
+    </w:p>
+    <w:p>
+      <w:pPr>
+        <w:spacing w:after="120"/>
+        <w:jc w:val="both"/>
+      </w:pPr>
+      <w:r>
+        <w:rPr>
+          <w:rFonts w:ascii="Times New Roman" w:hAnsi="Times New Roman"/>
+          <w:sz w:val="24"/>
+        </w:rPr>
+        <w:t>Преславні мученики!* Вас земля не затаїла,* але небо вас прийняло* і відчинилися вам райські двері;* увійшовши в нього, ви насолоджуєтеся життєдайним деревом.* Моліть, Христа, щоб дав душам нашим мир* і велику милість.</w:t>
+      </w:r>
+    </w:p>
+    <w:p>
+      <w:r>
+        <w:rPr>
+          <w:highlight w:val="darkGray"/>
+        </w:rPr>
+        <w:t>//вечірня/стиховня/стихири/4</w:t>
+      </w:r>
+    </w:p>
+    <w:p>
+      <w:pPr>
+        <w:spacing w:after="120"/>
+        <w:jc w:val="both"/>
+      </w:pPr>
+      <w:r>
+        <w:rPr>
+          <w:rFonts w:ascii="Times New Roman" w:hAnsi="Times New Roman"/>
+          <w:b/>
+          <w:sz w:val="24"/>
+        </w:rPr>
+        <w:t>Слава і нині</w:t>
+      </w:r>
+      <w:r>
+        <w:rPr>
+          <w:rFonts w:ascii="Times New Roman" w:hAnsi="Times New Roman"/>
+          <w:sz w:val="24"/>
+        </w:rPr>
+        <w:t>: Богородице, Діво пречиста,* що Бога останнім часом породила* і по народженні далі залишилась справді чистою дівою,* престоле, і брамо, і трапезо таїнственна,* і світильнику світлопромінний!</w:t>
+      </w:r>
+    </w:p>
+    <w:p>
+      <w:pPr>
+        <w:pStyle w:val="Heading2"/>
+      </w:pPr>
+      <w:r>
+        <w:t>УТРЕНЯ</w:t>
+      </w:r>
+    </w:p>
+    <w:p>
+      <w:r>
+        <w:rPr>
+          <w:highlight w:val="darkGray"/>
+        </w:rPr>
+        <w:t>//утреня/сідальні_по_першому_славословї/1</w:t>
+      </w:r>
+    </w:p>
+    <w:p>
+      <w:pPr>
+        <w:spacing w:after="120"/>
+        <w:jc w:val="both"/>
+      </w:pPr>
+      <w:r>
+        <w:rPr>
+          <w:rFonts w:ascii="Times New Roman" w:hAnsi="Times New Roman"/>
+          <w:i/>
+          <w:color w:val="FF0000"/>
+          <w:sz w:val="24"/>
+        </w:rPr>
+        <w:t xml:space="preserve">(г. 1): </w:t>
+      </w:r>
+      <w:r>
+        <w:rPr>
+          <w:rFonts w:ascii="Times New Roman" w:hAnsi="Times New Roman"/>
+          <w:sz w:val="24"/>
+        </w:rPr>
+        <w:t>Премудрі ловці вселенної!* Прийнявши милість від Бога,* моліться за нас, що нині кличемо:* Господи, спаси народ і місто твоє* і заради апостолів визволи від загрозливого лиха душі наші.</w:t>
+      </w:r>
+    </w:p>
+    <w:p>
+      <w:r>
+        <w:rPr>
+          <w:highlight w:val="darkGray"/>
+        </w:rPr>
+        <w:t>//утреня/сідальні_по_першому_славословї/2</w:t>
+      </w:r>
+    </w:p>
+    <w:p>
+      <w:pPr>
+        <w:spacing w:after="120"/>
+        <w:jc w:val="both"/>
+      </w:pPr>
+      <w:r>
+        <w:rPr>
+          <w:rFonts w:ascii="Times New Roman" w:hAnsi="Times New Roman"/>
+          <w:b/>
+          <w:sz w:val="24"/>
+        </w:rPr>
+        <w:t>Слава і нині</w:t>
+      </w:r>
+      <w:r>
+        <w:rPr>
+          <w:rFonts w:ascii="Times New Roman" w:hAnsi="Times New Roman"/>
+          <w:sz w:val="24"/>
+        </w:rPr>
+        <w:t>: Зачавши неопально вогонь Божества* і породивши безсіменно джерело життя – Господа,* благодатна Богородице, спасай тих, що тебе прославляють.</w:t>
+      </w:r>
+    </w:p>
+    <w:p>
+      <w:r>
+        <w:rPr>
+          <w:highlight w:val="darkGray"/>
+        </w:rPr>
+        <w:t>//утреня/сідальні_по_другому_славословї/1</w:t>
+      </w:r>
+    </w:p>
+    <w:p>
+      <w:pPr>
+        <w:spacing w:after="120"/>
+        <w:jc w:val="both"/>
+      </w:pPr>
+      <w:r>
+        <w:rPr>
+          <w:rFonts w:ascii="Times New Roman" w:hAnsi="Times New Roman"/>
+          <w:i/>
+          <w:color w:val="FF0000"/>
+          <w:sz w:val="24"/>
+        </w:rPr>
+        <w:t xml:space="preserve">(г. 1): </w:t>
+      </w:r>
+      <w:r>
+        <w:rPr>
+          <w:rFonts w:ascii="Times New Roman" w:hAnsi="Times New Roman"/>
+          <w:sz w:val="24"/>
+        </w:rPr>
+        <w:t>Духовною сіттю і тростиною хреста* рибалки розкинули плетиво риторів* і просвітили народи, щоб благочесно славили тебе, правдивого Бога.* Тому тобі, що їх укріпив, співаємо пісню:* Слава Отцеві й Синові,* слава єдиносущному Духові,* слава тому, що через них просвітив світ.</w:t>
+      </w:r>
+    </w:p>
+    <w:p>
+      <w:r>
+        <w:rPr>
+          <w:highlight w:val="darkGray"/>
+        </w:rPr>
+        <w:t>//утреня/сідальні_по_другому_славословї/2</w:t>
+      </w:r>
+    </w:p>
+    <w:p>
+      <w:pPr>
+        <w:spacing w:after="120"/>
+        <w:jc w:val="both"/>
+      </w:pPr>
+      <w:r>
+        <w:rPr>
+          <w:rFonts w:ascii="Times New Roman" w:hAnsi="Times New Roman"/>
+          <w:b/>
+          <w:sz w:val="24"/>
+        </w:rPr>
+        <w:t>Слава і нині</w:t>
+      </w:r>
+      <w:r>
+        <w:rPr>
+          <w:rFonts w:ascii="Times New Roman" w:hAnsi="Times New Roman"/>
+          <w:sz w:val="24"/>
+        </w:rPr>
+        <w:t>: Божественні учні й апостоли, Діво,* проповідували всім у божественних науках* несказанне твоє Різдво, Пречиста Богородице,* навчаючи поклонятися тобі достойно.* Тож благаємо тебе: Молися з ними,* щоб спаслися ті, що з вірою тебе почитають.</w:t>
+      </w:r>
+    </w:p>
+    <w:p>
+      <w:r>
+        <w:rPr>
+          <w:highlight w:val="darkGray"/>
+        </w:rPr>
+        <w:t>//утреня/світильні/1</w:t>
+      </w:r>
+    </w:p>
+    <w:p>
+      <w:pPr>
+        <w:spacing w:after="120"/>
+        <w:jc w:val="both"/>
+      </w:pPr>
+      <w:r>
+        <w:rPr>
+          <w:rFonts w:ascii="Times New Roman" w:hAnsi="Times New Roman"/>
+          <w:sz w:val="24"/>
+        </w:rPr>
+        <w:t>Апостоли Спасові!* Ви пройшли всю вселенну, проповідуючи справжнє і святе Христове воплочення від Діви,* відвертаючи від обману поган,* просвічуючи й навчаючи всіх почитати Пресвяту Тройцю.</w:t>
+      </w:r>
+    </w:p>
+    <w:p>
+      <w:r>
+        <w:rPr>
+          <w:highlight w:val="darkGray"/>
+        </w:rPr>
+        <w:t>//утреня/світильні/2</w:t>
+      </w:r>
+    </w:p>
+    <w:p>
+      <w:pPr>
+        <w:spacing w:after="120"/>
+        <w:jc w:val="both"/>
+      </w:pPr>
+      <w:r>
+        <w:rPr>
+          <w:rFonts w:ascii="Times New Roman" w:hAnsi="Times New Roman"/>
+          <w:b/>
+          <w:sz w:val="24"/>
+        </w:rPr>
+        <w:t>Слава і нині</w:t>
+      </w:r>
+      <w:r>
+        <w:rPr>
+          <w:rFonts w:ascii="Times New Roman" w:hAnsi="Times New Roman"/>
+          <w:sz w:val="24"/>
+        </w:rPr>
+        <w:t>: Діво пречиста!* З мудрими апостолами і з багатьма мучениками та з Миколаєм мудрим,* моли безперестанно Христа,* щоб звільнити від усякої біди нас,* що на тебе поклали надію, Діво.</w:t>
+      </w:r>
+    </w:p>
+    <w:p>
+      <w:r>
+        <w:rPr>
+          <w:highlight w:val="darkGray"/>
+        </w:rPr>
+        <w:t>//утреня/стиховня/стихири/1</w:t>
+      </w:r>
+    </w:p>
+    <w:p>
+      <w:pPr>
+        <w:spacing w:after="120"/>
+        <w:jc w:val="both"/>
+      </w:pPr>
+      <w:r>
+        <w:rPr>
+          <w:rFonts w:ascii="Times New Roman" w:hAnsi="Times New Roman"/>
+          <w:i/>
+          <w:color w:val="FF0000"/>
+          <w:sz w:val="24"/>
+        </w:rPr>
+        <w:t xml:space="preserve">(г. 1): </w:t>
+      </w:r>
+      <w:r>
+        <w:rPr>
+          <w:rFonts w:ascii="Times New Roman" w:hAnsi="Times New Roman"/>
+          <w:sz w:val="24"/>
+        </w:rPr>
+        <w:t>Апостольська повноголоса сопілка,* порушена Святим Духом,* усунула мерзькі бісівські жертви;* проповіддю єдиного Господа* вона визволила народи від ідольських хитрощів* і навчила поклонятися Тройці єдиносущній.</w:t>
+      </w:r>
+    </w:p>
+    <w:p>
+      <w:r>
+        <w:rPr>
+          <w:highlight w:val="darkGray"/>
+        </w:rPr>
+        <w:t>//утреня/стиховня/стихири/2</w:t>
+      </w:r>
+    </w:p>
+    <w:p>
+      <w:pPr>
+        <w:spacing w:after="120"/>
+        <w:jc w:val="both"/>
+      </w:pPr>
+      <w:r>
+        <w:rPr>
+          <w:rFonts w:ascii="Times New Roman" w:hAnsi="Times New Roman"/>
+          <w:i/>
+          <w:color w:val="FF0000"/>
+          <w:sz w:val="24"/>
+        </w:rPr>
+        <w:t>Стих:</w:t>
+      </w:r>
+      <w:r>
+        <w:rPr>
+          <w:rFonts w:ascii="Times New Roman" w:hAnsi="Times New Roman"/>
+          <w:i/>
+          <w:sz w:val="24"/>
+        </w:rPr>
+        <w:t xml:space="preserve"> </w:t>
+      </w:r>
+      <w:r>
+        <w:rPr>
+          <w:rFonts w:ascii="Times New Roman" w:hAnsi="Times New Roman"/>
+          <w:sz w:val="24"/>
+          <w:u w:val="single"/>
+        </w:rPr>
+        <w:t>Насити нас уранці милістю твоєю, Господи, щоб ми раділи й веселились по всі дні наші. Звесели нас мірою днів, за яких ти засмутив нас, мірою літ, що в них ми зазнали горя.* Нехай виявиться твоїм слугам твоє діло, і слава твоя – їхнім дітям.</w:t>
+      </w:r>
+    </w:p>
+    <w:p>
+      <w:r>
+        <w:rPr>
+          <w:highlight w:val="darkGray"/>
+        </w:rPr>
+        <w:t>//утреня/стиховня/стихири/3</w:t>
+      </w:r>
+    </w:p>
+    <w:p>
+      <w:pPr>
+        <w:spacing w:after="120"/>
+        <w:jc w:val="both"/>
+      </w:pPr>
+      <w:r>
+        <w:rPr>
+          <w:rFonts w:ascii="Times New Roman" w:hAnsi="Times New Roman"/>
+          <w:sz w:val="24"/>
+        </w:rPr>
+        <w:t>Однодушно похвалімо Петра й Павла,* Луку, Матея, Марка й Йоана;* достойно звеличаймо Андрія, Тому й Вартоломея,* Симона Кананіта, Якова й Пилипа,* і ввесь хор учнів.</w:t>
+      </w:r>
+    </w:p>
+    <w:p>
+      <w:r>
+        <w:rPr>
+          <w:highlight w:val="darkGray"/>
+        </w:rPr>
+        <w:t>//утреня/стиховня/стихири/4</w:t>
+      </w:r>
+    </w:p>
+    <w:p>
+      <w:pPr>
+        <w:spacing w:after="120"/>
+        <w:jc w:val="both"/>
+      </w:pPr>
+      <w:r>
+        <w:rPr>
+          <w:rFonts w:ascii="Times New Roman" w:hAnsi="Times New Roman"/>
+          <w:i/>
+          <w:color w:val="FF0000"/>
+          <w:sz w:val="24"/>
+        </w:rPr>
+        <w:t xml:space="preserve">Стих: </w:t>
+      </w:r>
+      <w:r>
+        <w:rPr>
+          <w:rFonts w:ascii="Times New Roman" w:hAnsi="Times New Roman"/>
+          <w:sz w:val="24"/>
+          <w:u w:val="single"/>
+        </w:rPr>
+        <w:t xml:space="preserve">І ласка Господа, Бога нашого, нехай буде над нами,* і стверди діло рук наших; стверди його – діло рук наших. </w:t>
+      </w:r>
+    </w:p>
+    <w:p>
+      <w:r>
+        <w:rPr>
+          <w:highlight w:val="darkGray"/>
+        </w:rPr>
+        <w:t>//утреня/стиховня/стихири/5</w:t>
+      </w:r>
+    </w:p>
+    <w:p>
+      <w:pPr>
+        <w:spacing w:after="120"/>
+        <w:jc w:val="both"/>
+      </w:pPr>
+      <w:r>
+        <w:rPr>
+          <w:rFonts w:ascii="Times New Roman" w:hAnsi="Times New Roman"/>
+          <w:sz w:val="24"/>
+        </w:rPr>
+        <w:t>Веселіться, мученики, в Господі,* бо добрим подвигом ви змагалися:* царям ви протиставлялися і мучителів перемогли,* не злякалися вогню і меча,* ані диких звірів, що пожирали ваші тіла.* Віддаючи Христові з ангелами славу, ви прийняли вінки небесні.* Просіть, щоб дати світові мир* і душам нашим велику милість.</w:t>
+      </w:r>
+    </w:p>
+    <w:p>
+      <w:r>
+        <w:rPr>
+          <w:highlight w:val="darkGray"/>
+        </w:rPr>
+        <w:t>//утреня/стиховня/стихири/6</w:t>
+      </w:r>
+    </w:p>
+    <w:p>
+      <w:pPr>
+        <w:spacing w:after="120"/>
+        <w:jc w:val="both"/>
+      </w:pPr>
+      <w:r>
+        <w:rPr>
+          <w:rFonts w:ascii="Times New Roman" w:hAnsi="Times New Roman"/>
+          <w:b/>
+          <w:sz w:val="24"/>
+        </w:rPr>
+        <w:t>Слава і нині</w:t>
+      </w:r>
+      <w:r>
+        <w:rPr>
+          <w:rFonts w:ascii="Times New Roman" w:hAnsi="Times New Roman"/>
+          <w:sz w:val="24"/>
+        </w:rPr>
+        <w:t>: З пророками похвалімо Діву:* золоту посудину манни, неопалимий кущ, і трапезу й престол,* і золотий світильник з лампадою,* ненарушену гору,* кивот посвяти* і ворота Божі.</w:t>
+      </w:r>
+    </w:p>
+    <w:p>
+      <w:pPr>
+        <w:pStyle w:val="Heading1"/>
+      </w:pPr>
+      <w:r>
+        <w:t>Глас 1 - ПТ</w:t>
+      </w:r>
+    </w:p>
+    <w:p>
+      <w:r>
+        <w:rPr>
+          <w:highlight w:val="darkGray"/>
+        </w:rPr>
+        <w:t>/октоїх/1/ПТ</w:t>
+      </w:r>
+    </w:p>
+    <w:p>
+      <w:pPr>
+        <w:pStyle w:val="Heading2"/>
+      </w:pPr>
+      <w:r>
+        <w:t>ВЕЧІРНЯ</w:t>
+      </w:r>
+    </w:p>
+    <w:p>
+      <w:pPr>
+        <w:pStyle w:val="Heading3"/>
+      </w:pPr>
+      <w:r>
+        <w:rPr>
+          <w:highlight w:val="darkGray"/>
+        </w:rPr>
+        <w:t>//вечірня/господи_взиваю</w:t>
+      </w:r>
+    </w:p>
+    <w:p>
+      <w:r>
+        <w:rPr>
+          <w:highlight w:val="darkGray"/>
+        </w:rPr>
+        <w:t>//вечірня/господи_взиваю/стихири/1</w:t>
+      </w:r>
+    </w:p>
+    <w:p>
+      <w:pPr>
+        <w:spacing w:after="120"/>
+        <w:jc w:val="both"/>
+      </w:pPr>
+      <w:r>
+        <w:rPr>
+          <w:rFonts w:ascii="Times New Roman" w:hAnsi="Times New Roman"/>
+          <w:i/>
+          <w:color w:val="FF0000"/>
+          <w:sz w:val="24"/>
+        </w:rPr>
+        <w:t xml:space="preserve">(г. 1, подібний: Преславні мученики): </w:t>
+      </w:r>
+      <w:r>
+        <w:rPr>
+          <w:rFonts w:ascii="Times New Roman" w:hAnsi="Times New Roman"/>
+          <w:sz w:val="24"/>
+        </w:rPr>
+        <w:t>На хресті пречисті руки твої* розпростер ти, Христе,* прикликаючи тих, що були далеко від тебе,* і приміщуючи близько себе.* Тому й молимося тобі:* Прийми нас полонених пристрастями* і дай нам покаяння,* що очищує всяку пристрасну нечисть.</w:t>
+      </w:r>
+    </w:p>
+    <w:p>
+      <w:r>
+        <w:rPr>
+          <w:highlight w:val="darkGray"/>
+        </w:rPr>
+        <w:t>//вечірня/господи_взиваю/стихири/2</w:t>
+      </w:r>
+    </w:p>
+    <w:p>
+      <w:pPr>
+        <w:spacing w:after="120"/>
+        <w:jc w:val="both"/>
+      </w:pPr>
+      <w:r>
+        <w:rPr>
+          <w:rFonts w:ascii="Times New Roman" w:hAnsi="Times New Roman"/>
+          <w:sz w:val="24"/>
+        </w:rPr>
+        <w:t>Твої пречисті долоні, Христе,* підняв ти на дереві* і закривавив твої персти,* бажаючи, Чоловіколюбче,* визволити діло твоїх божественних рук − Адама,* що перебував із-за переступу в царстві смертників,* якого ти підніс, Всесильний,* силою своєю.</w:t>
+      </w:r>
+    </w:p>
+    <w:p>
+      <w:r>
+        <w:rPr>
+          <w:highlight w:val="darkGray"/>
+        </w:rPr>
+        <w:t>//вечірня/господи_взиваю/стихири/3</w:t>
+      </w:r>
+    </w:p>
+    <w:p>
+      <w:pPr>
+        <w:spacing w:after="120"/>
+        <w:jc w:val="both"/>
+      </w:pPr>
+      <w:r>
+        <w:rPr>
+          <w:rFonts w:ascii="Times New Roman" w:hAnsi="Times New Roman"/>
+          <w:sz w:val="24"/>
         </w:rPr>
         <w:t>Зволив ти постраждати задля нас, Спасе,* бувши природою незмінний і божеством безстрасний,* і розпинаєшся з лиходіями, безначальний і безгрішний Христе.* Не зносячи такого зухвальства,* сонце захмарилось і вся земля стряслася;* пізнавши тебе, – Творця світу.</w:t>
       </w:r>
     </w:p>
     <w:p>
+      <w:r>
+        <w:rPr>
+          <w:highlight w:val="darkGray"/>
+        </w:rPr>
+        <w:t>//вечірня/стиховня/стихири/1</w:t>
+      </w:r>
+    </w:p>
+    <w:p>
+      <w:pPr>
+        <w:spacing w:after="120"/>
+        <w:jc w:val="both"/>
+      </w:pPr>
+      <w:r>
+        <w:rPr>
+          <w:rFonts w:ascii="Times New Roman" w:hAnsi="Times New Roman"/>
+          <w:i/>
+          <w:color w:val="FF0000"/>
+          <w:sz w:val="24"/>
+        </w:rPr>
+        <w:t>(г. 1):</w:t>
+      </w:r>
+      <w:r>
+        <w:rPr>
+          <w:rFonts w:ascii="Times New Roman" w:hAnsi="Times New Roman"/>
+          <w:sz w:val="24"/>
+        </w:rPr>
+        <w:t xml:space="preserve"> Застромлено хрест на Череп-місці,* і процвіло нам безсмертя* із джерела вічнопливучого* – Спасового боку.</w:t>
+      </w:r>
+    </w:p>
+    <w:p>
+      <w:r>
+        <w:rPr>
+          <w:highlight w:val="darkGray"/>
+        </w:rPr>
+        <w:t>//вечірня/стиховня/стихири/2</w:t>
+      </w:r>
+    </w:p>
+    <w:p>
+      <w:pPr>
+        <w:spacing w:after="120"/>
+        <w:jc w:val="both"/>
+      </w:pPr>
+      <w:r>
+        <w:rPr>
+          <w:rFonts w:ascii="Times New Roman" w:hAnsi="Times New Roman"/>
+          <w:sz w:val="24"/>
+        </w:rPr>
+        <w:t>Непереможною твердинею для нас* − чесний хрест Спаса,* бо уповаючи на нього,* всі спасаємось.</w:t>
+      </w:r>
+    </w:p>
+    <w:p>
+      <w:r>
+        <w:rPr>
+          <w:highlight w:val="darkGray"/>
+        </w:rPr>
+        <w:t>//вечірня/стиховня/стихири/3</w:t>
+      </w:r>
+    </w:p>
+    <w:p>
+      <w:pPr>
+        <w:spacing w:after="120"/>
+        <w:jc w:val="both"/>
+      </w:pPr>
+      <w:r>
+        <w:rPr>
+          <w:rFonts w:ascii="Times New Roman" w:hAnsi="Times New Roman"/>
+          <w:sz w:val="24"/>
+        </w:rPr>
+        <w:t>Молитвами всіх святих і Богородиці,* дай нам, Господи, твій мир* і помилуй нас, як єдино щедрий.</w:t>
+      </w:r>
+    </w:p>
+    <w:p>
+      <w:r>
+        <w:rPr>
+          <w:highlight w:val="darkGray"/>
+        </w:rPr>
+        <w:t>//вечірня/стиховня/стихири/4</w:t>
+      </w:r>
+    </w:p>
+    <w:p>
+      <w:pPr>
+        <w:spacing w:after="120"/>
+        <w:jc w:val="both"/>
+      </w:pPr>
+      <w:r>
+        <w:rPr>
+          <w:rFonts w:ascii="Times New Roman" w:hAnsi="Times New Roman"/>
+          <w:b/>
+          <w:sz w:val="24"/>
+        </w:rPr>
+        <w:t>Слава і нині</w:t>
+      </w:r>
+      <w:r>
+        <w:rPr>
+          <w:rFonts w:ascii="Times New Roman" w:hAnsi="Times New Roman"/>
+          <w:sz w:val="24"/>
+        </w:rPr>
+        <w:t>: Діва, бачивши несправедливе вбивство твоє, Христе,* плачучи кликала до тебе:* Найдорожча дитино!* Чому терпиш кривду?* Чому на дереві висиш ти, що землю на водах завісив?* Не залишай самітною мене, Матір і слугиню твою!* − молюсь тобі, Благодійнику багатомилостивий.</w:t>
+      </w:r>
+    </w:p>
+    <w:p>
+      <w:pPr>
+        <w:pStyle w:val="Heading2"/>
+      </w:pPr>
+      <w:r>
+        <w:t>УТРЕНЯ</w:t>
+      </w:r>
+    </w:p>
+    <w:p>
+      <w:r>
+        <w:rPr>
+          <w:highlight w:val="darkGray"/>
+        </w:rPr>
+        <w:t>//утреня/сідальні_по_першому_славословї/1</w:t>
+      </w:r>
+    </w:p>
+    <w:p>
+      <w:pPr>
+        <w:spacing w:after="120"/>
+        <w:jc w:val="both"/>
+      </w:pPr>
+      <w:r>
+        <w:rPr>
+          <w:rFonts w:ascii="Times New Roman" w:hAnsi="Times New Roman"/>
+          <w:i/>
+          <w:color w:val="FF0000"/>
+          <w:sz w:val="24"/>
+        </w:rPr>
+        <w:t>(г. 1):</w:t>
+      </w:r>
+      <w:r>
+        <w:rPr>
+          <w:rFonts w:ascii="Times New Roman" w:hAnsi="Times New Roman"/>
+          <w:sz w:val="24"/>
+        </w:rPr>
+        <w:t xml:space="preserve"> Колись-то благочестивому Костянтинові, задля його віри,* хресне знаряддя з'явилось як знак перемоги у війні проти ворогів.* Перед ним тремтять ворожі сили,* і він став для вірних спасінням, і похвалою Павлові.</w:t>
+      </w:r>
+    </w:p>
+    <w:p>
+      <w:r>
+        <w:rPr>
+          <w:highlight w:val="darkGray"/>
+        </w:rPr>
+        <w:t>//утреня/сідальні_по_першому_славословї/2</w:t>
+      </w:r>
+    </w:p>
+    <w:p>
+      <w:pPr>
+        <w:spacing w:after="120"/>
+        <w:jc w:val="both"/>
+      </w:pPr>
+      <w:r>
+        <w:rPr>
+          <w:rFonts w:ascii="Times New Roman" w:hAnsi="Times New Roman"/>
+          <w:b/>
+          <w:sz w:val="24"/>
+        </w:rPr>
+        <w:t>Слава і нині</w:t>
+      </w:r>
+      <w:r>
+        <w:rPr>
+          <w:rFonts w:ascii="Times New Roman" w:hAnsi="Times New Roman"/>
+          <w:sz w:val="24"/>
+        </w:rPr>
+        <w:t>: Непорочна Агничка, вдивляючись у повішеного на дереві,* померлого Агнця і Пастиря,* з плачем по-материнськи голосила:* О, Сину мій! Як же ж мені зрозуміти твоє несказанне воплочення* і добровільні страждання, преблагий Боже?</w:t>
+      </w:r>
+    </w:p>
+    <w:p>
+      <w:r>
+        <w:rPr>
+          <w:highlight w:val="darkGray"/>
+        </w:rPr>
+        <w:t>//утреня/сідальні_по_другому_славословї/1</w:t>
+      </w:r>
+    </w:p>
+    <w:p>
+      <w:pPr>
+        <w:spacing w:after="120"/>
+        <w:jc w:val="both"/>
+      </w:pPr>
+      <w:r>
+        <w:rPr>
+          <w:rFonts w:ascii="Times New Roman" w:hAnsi="Times New Roman"/>
+          <w:i/>
+          <w:color w:val="FF0000"/>
+          <w:sz w:val="24"/>
+        </w:rPr>
+        <w:t>(г. 1):</w:t>
+      </w:r>
+      <w:r>
+        <w:rPr>
+          <w:rFonts w:ascii="Times New Roman" w:hAnsi="Times New Roman"/>
+          <w:sz w:val="24"/>
+        </w:rPr>
+        <w:t xml:space="preserve"> Ти, Щедрий, що з пороху створив древнього Адама,* був битий тлінною рукою і витерпів розп’яття, наруги й рани.* О, чудо великого твого Довготерпіння!* Слава, Господи, життєдайним твоїм стражданням, якими ти спас нас.</w:t>
+      </w:r>
+    </w:p>
+    <w:p>
+      <w:r>
+        <w:rPr>
+          <w:highlight w:val="darkGray"/>
+        </w:rPr>
+        <w:t>//утреня/сідальні_по_другому_славословї/2</w:t>
+      </w:r>
+    </w:p>
+    <w:p>
+      <w:pPr>
+        <w:spacing w:after="120"/>
+        <w:jc w:val="both"/>
+      </w:pPr>
+      <w:r>
+        <w:rPr>
+          <w:rFonts w:ascii="Times New Roman" w:hAnsi="Times New Roman"/>
+          <w:b/>
+          <w:sz w:val="24"/>
+        </w:rPr>
+        <w:t>Слава і нині</w:t>
+      </w:r>
+      <w:r>
+        <w:rPr>
+          <w:rFonts w:ascii="Times New Roman" w:hAnsi="Times New Roman"/>
+          <w:sz w:val="24"/>
+        </w:rPr>
+        <w:t>: Побачивши тебе, Христе, мертвого, на хресті простертого,* всенепорочна Мати кликала:* Сину мій, рівновічний з Отцем і Духом!* Що то за дивне твоє провидіння!* Пречистою твоєю рукою ти спас створіння, Щедрий!</w:t>
+      </w:r>
+    </w:p>
+    <w:p>
+      <w:r>
+        <w:rPr>
+          <w:highlight w:val="darkGray"/>
+        </w:rPr>
+        <w:t>//утреня/світильні/1</w:t>
+      </w:r>
+    </w:p>
+    <w:p>
+      <w:pPr>
+        <w:spacing w:after="120"/>
+        <w:jc w:val="both"/>
+      </w:pPr>
+      <w:r>
+        <w:rPr>
+          <w:rFonts w:ascii="Times New Roman" w:hAnsi="Times New Roman"/>
+          <w:sz w:val="24"/>
+        </w:rPr>
+        <w:t>Радуйся, Хресте пресвятий!* Незборне забороло світу, пристановище знедоленим, охоронче тих, що в нужді;* перемого царів і воїнів охороно та й варварів подолання,* вінче апостолів і вірних спасіння!</w:t>
+      </w:r>
+    </w:p>
+    <w:p>
+      <w:r>
+        <w:rPr>
+          <w:highlight w:val="darkGray"/>
+        </w:rPr>
+        <w:t>//утреня/світильні/2</w:t>
+      </w:r>
+    </w:p>
+    <w:p>
+      <w:pPr>
+        <w:spacing w:after="120"/>
+        <w:jc w:val="both"/>
+      </w:pPr>
+      <w:r>
+        <w:rPr>
+          <w:rFonts w:ascii="Times New Roman" w:hAnsi="Times New Roman"/>
+          <w:b/>
+          <w:sz w:val="24"/>
+        </w:rPr>
+        <w:t>Слава і нині</w:t>
+      </w:r>
+      <w:r>
+        <w:rPr>
+          <w:rFonts w:ascii="Times New Roman" w:hAnsi="Times New Roman"/>
+          <w:sz w:val="24"/>
+        </w:rPr>
+        <w:t>: Бачивши тебе до хреста прибитого* Пречиста плакала, і ридала, і кликала:* Як же зайшло воно – Сонце слави, світло найвизначніше?* Як же то ти, заради людського спасіння,* на хресті розп'явся і був проколений списом між ребра? – Сину і Боже мій!</w:t>
+      </w:r>
+    </w:p>
+    <w:p>
+      <w:r>
+        <w:rPr>
+          <w:highlight w:val="darkGray"/>
+        </w:rPr>
+        <w:t>//утреня/стиховня/стихири/1</w:t>
+      </w:r>
+    </w:p>
+    <w:p>
+      <w:pPr>
+        <w:spacing w:after="120"/>
+        <w:jc w:val="both"/>
+      </w:pPr>
+      <w:r>
+        <w:rPr>
+          <w:rFonts w:ascii="Times New Roman" w:hAnsi="Times New Roman"/>
+          <w:i/>
+          <w:color w:val="FF0000"/>
+          <w:sz w:val="24"/>
+        </w:rPr>
+        <w:t>(г. 1):</w:t>
+      </w:r>
+      <w:r>
+        <w:rPr>
+          <w:rFonts w:ascii="Times New Roman" w:hAnsi="Times New Roman"/>
+          <w:sz w:val="24"/>
+        </w:rPr>
+        <w:t xml:space="preserve"> Тебе, що на хресті тілом розп'явся* і життя нам подав,* невпинно оспівуємо, як Спаса і Владику.</w:t>
+      </w:r>
+    </w:p>
+    <w:p>
+      <w:r>
+        <w:rPr>
+          <w:highlight w:val="darkGray"/>
+        </w:rPr>
+        <w:t>//утреня/стиховня/стихири/2</w:t>
+      </w:r>
+    </w:p>
+    <w:p>
+      <w:pPr>
+        <w:spacing w:after="120"/>
+        <w:jc w:val="both"/>
+      </w:pPr>
+      <w:r>
+        <w:rPr>
+          <w:rFonts w:ascii="Times New Roman" w:hAnsi="Times New Roman"/>
+          <w:i/>
+          <w:color w:val="FF0000"/>
+          <w:sz w:val="24"/>
+        </w:rPr>
+        <w:t>Стих:</w:t>
+      </w:r>
+      <w:r>
+        <w:rPr>
+          <w:rFonts w:ascii="Times New Roman" w:hAnsi="Times New Roman"/>
+          <w:i/>
+          <w:sz w:val="24"/>
+        </w:rPr>
+        <w:t xml:space="preserve"> </w:t>
+      </w:r>
+      <w:r>
+        <w:rPr>
+          <w:rFonts w:ascii="Times New Roman" w:hAnsi="Times New Roman"/>
+          <w:sz w:val="24"/>
+          <w:u w:val="single"/>
+        </w:rPr>
+        <w:t>Насити нас уранці милістю твоєю, Господи, щоб ми раділи й веселились по всі дні наші. Звесели нас мірою днів, за яких ти засмутив нас, мірою літ, що в них ми зазнали горя.* Нехай виявиться твоїм слугам твоє діло, і слава твоя – їхнім дітям.</w:t>
+      </w:r>
+    </w:p>
+    <w:p>
+      <w:r>
+        <w:rPr>
+          <w:highlight w:val="darkGray"/>
+        </w:rPr>
+        <w:t>//утреня/стиховня/стихири/3</w:t>
+      </w:r>
+    </w:p>
+    <w:p>
+      <w:pPr>
+        <w:spacing w:after="120"/>
+        <w:jc w:val="both"/>
+      </w:pPr>
+      <w:r>
+        <w:rPr>
+          <w:rFonts w:ascii="Times New Roman" w:hAnsi="Times New Roman"/>
+          <w:sz w:val="24"/>
+        </w:rPr>
+        <w:t>Твоїм хрестом, Христе,* створилось одне стадо ангелів і людей,* і в одному зборі веселиться небо і земля, кличучи:* Господи, – слава тобі!</w:t>
+      </w:r>
+    </w:p>
+    <w:p>
+      <w:r>
+        <w:rPr>
+          <w:highlight w:val="darkGray"/>
+        </w:rPr>
+        <w:t>//утреня/стиховня/стихири/4</w:t>
+      </w:r>
+    </w:p>
+    <w:p>
+      <w:pPr>
+        <w:spacing w:after="120"/>
+        <w:jc w:val="both"/>
+      </w:pPr>
+      <w:r>
+        <w:rPr>
+          <w:rFonts w:ascii="Times New Roman" w:hAnsi="Times New Roman"/>
+          <w:i/>
+          <w:color w:val="FF0000"/>
+          <w:sz w:val="24"/>
+        </w:rPr>
+        <w:t xml:space="preserve">Стих: </w:t>
+      </w:r>
+      <w:r>
+        <w:rPr>
+          <w:rFonts w:ascii="Times New Roman" w:hAnsi="Times New Roman"/>
+          <w:sz w:val="24"/>
+          <w:u w:val="single"/>
+        </w:rPr>
+        <w:t xml:space="preserve">І ласка Господа, Бога нашого, нехай буде над нами,* і стверди діло рук наших; стверди його – діло рук наших. </w:t>
+      </w:r>
+    </w:p>
+    <w:p>
+      <w:r>
+        <w:rPr>
+          <w:highlight w:val="darkGray"/>
+        </w:rPr>
+        <w:t>//утреня/стиховня/стихири/5</w:t>
+      </w:r>
+    </w:p>
+    <w:p>
+      <w:pPr>
+        <w:spacing w:after="120"/>
+        <w:jc w:val="both"/>
+      </w:pPr>
+      <w:r>
+        <w:rPr>
+          <w:rFonts w:ascii="Times New Roman" w:hAnsi="Times New Roman"/>
+          <w:sz w:val="24"/>
+        </w:rPr>
+        <w:t>Прийдіть, усі люди, пошануймо співанками й духовними піснями* Христових страстотерпців, світильників світу і проповідників віри,* завжди пливуче джерело, що виточує вірним зцілення.* Їхніми молитвами, Христе Боже наш, дай мир твоєму світові* і душам нашим велику милість.</w:t>
+      </w:r>
+    </w:p>
+    <w:p>
+      <w:r>
+        <w:rPr>
+          <w:highlight w:val="darkGray"/>
+        </w:rPr>
+        <w:t>//утреня/стиховня/стихири/6</w:t>
+      </w:r>
+    </w:p>
+    <w:p>
+      <w:pPr>
+        <w:spacing w:after="120"/>
+        <w:jc w:val="both"/>
+      </w:pPr>
+      <w:r>
+        <w:rPr>
+          <w:rFonts w:ascii="Times New Roman" w:hAnsi="Times New Roman"/>
+          <w:b/>
+          <w:sz w:val="24"/>
+        </w:rPr>
+        <w:t>Слава і нині</w:t>
+      </w:r>
+      <w:r>
+        <w:rPr>
+          <w:rFonts w:ascii="Times New Roman" w:hAnsi="Times New Roman"/>
+          <w:sz w:val="24"/>
+        </w:rPr>
+        <w:t>: Агниця і всенепорочна Владичиця,* побачивши на хресті Агнця без виду і без краси, з плачем промовляла:* Горе мені! Де поділась краса твоя, найсолодший?* Де величність? Де промінна благодать твого вигляду,* Сину мій найлюбіший?</w:t>
+      </w:r>
+    </w:p>
+    <w:p>
       <w:pPr>
         <w:pStyle w:val="Heading1"/>
       </w:pPr>
@@ -882,6 +4073,9 @@
     </w:p>
     <w:p>
       <w:r>
+        <w:rPr>
+          <w:highlight w:val="darkGray"/>
+        </w:rPr>
         <w:t>/октоїх/1/СБ</w:t>
       </w:r>
     </w:p>
@@ -898,7 +4092,458 @@
         <w:pStyle w:val="Heading3"/>
       </w:pPr>
       <w:r>
-        <w:t>//господи_взиваю</w:t>
+        <w:rPr>
+          <w:highlight w:val="darkGray"/>
+        </w:rPr>
+        <w:t>//вечірня/господи_взиваю</w:t>
+      </w:r>
+    </w:p>
+    <w:p>
+      <w:r>
+        <w:rPr>
+          <w:highlight w:val="darkGray"/>
+        </w:rPr>
+        <w:t>//вечірня/стиховня/стихири/1</w:t>
+      </w:r>
+    </w:p>
+    <w:p>
+      <w:pPr>
+        <w:spacing w:after="120"/>
+        <w:jc w:val="both"/>
+      </w:pPr>
+      <w:r>
+        <w:rPr>
+          <w:rFonts w:ascii="Times New Roman" w:hAnsi="Times New Roman"/>
+          <w:i/>
+          <w:color w:val="FF0000"/>
+          <w:sz w:val="24"/>
+        </w:rPr>
+        <w:t>(г. 1):</w:t>
+      </w:r>
+      <w:r>
+        <w:rPr>
+          <w:rFonts w:ascii="Times New Roman" w:hAnsi="Times New Roman"/>
+          <w:sz w:val="24"/>
+        </w:rPr>
+        <w:t xml:space="preserve"> Преславні мученики!* Вас земля не затаїла,* але Небо вас прийняло* і відчинилися вам райські двері;* увійшовши в нього, ви насолоджуєтеся життєдайним деревом.* Моліть, Христа, щоб дав душам нашим мир* і велику милість.</w:t>
+      </w:r>
+    </w:p>
+    <w:p>
+      <w:r>
+        <w:rPr>
+          <w:highlight w:val="darkGray"/>
+        </w:rPr>
+        <w:t>//вечірня/стиховня/стихири/2</w:t>
+      </w:r>
+    </w:p>
+    <w:p>
+      <w:pPr>
+        <w:spacing w:after="120"/>
+        <w:jc w:val="both"/>
+      </w:pPr>
+      <w:r>
+        <w:rPr>
+          <w:rFonts w:ascii="Times New Roman" w:hAnsi="Times New Roman"/>
+          <w:sz w:val="24"/>
+        </w:rPr>
+        <w:t>Молитвами всіх святих і Богородиці,* дай нам, Господи, твій мир і помилуй нас,* як єдино щедрий.</w:t>
+      </w:r>
+    </w:p>
+    <w:p>
+      <w:r>
+        <w:rPr>
+          <w:highlight w:val="darkGray"/>
+        </w:rPr>
+        <w:t>//вечірня/стиховня/стихири/3</w:t>
+      </w:r>
+    </w:p>
+    <w:p>
+      <w:pPr>
+        <w:spacing w:after="120"/>
+        <w:jc w:val="both"/>
+      </w:pPr>
+      <w:r>
+        <w:rPr>
+          <w:rFonts w:ascii="Times New Roman" w:hAnsi="Times New Roman"/>
+          <w:sz w:val="24"/>
+        </w:rPr>
+        <w:t>Ваша ісповідь на суді, Святі,* застрашила демонську силу і визволила людей з обману.* Тому, коли стинали вам голови, ви кликали:* Нехай буде жертва душ наших приємна тобі, Господи,* бо тебе полюбивши, ми не дбаємо* про життя дочасне, Чоловіколюбче!</w:t>
+      </w:r>
+    </w:p>
+    <w:p>
+      <w:r>
+        <w:rPr>
+          <w:highlight w:val="darkGray"/>
+        </w:rPr>
+        <w:t>//вечірня/стиховня/стихири/4</w:t>
+      </w:r>
+    </w:p>
+    <w:p>
+      <w:pPr>
+        <w:spacing w:after="120"/>
+        <w:jc w:val="both"/>
+      </w:pPr>
+      <w:r>
+        <w:rPr>
+          <w:rFonts w:ascii="Times New Roman" w:hAnsi="Times New Roman"/>
+          <w:b/>
+          <w:sz w:val="24"/>
+        </w:rPr>
+        <w:t>Слава і нині</w:t>
+      </w:r>
+      <w:r>
+        <w:rPr>
+          <w:rFonts w:ascii="Times New Roman" w:hAnsi="Times New Roman"/>
+          <w:sz w:val="24"/>
+        </w:rPr>
+        <w:t>: Справді вища всякого розуміння* чудесна велич твого народження, Богоневісто,* яке проповідували всі пророки;* все воно преславне:* і зачаття, і різдво, Всехвальна, незрозуміле і несказанне,* бо ним Син твій спас світ, як милосердний.</w:t>
+      </w:r>
+    </w:p>
+    <w:p>
+      <w:pPr>
+        <w:pStyle w:val="Heading2"/>
+      </w:pPr>
+      <w:r>
+        <w:t>УТРЕНЯ</w:t>
+      </w:r>
+    </w:p>
+    <w:p>
+      <w:r>
+        <w:rPr>
+          <w:highlight w:val="darkGray"/>
+        </w:rPr>
+        <w:t>//утреня/сідальні_по_першому_славословї/1</w:t>
+      </w:r>
+    </w:p>
+    <w:p>
+      <w:pPr>
+        <w:spacing w:after="120"/>
+        <w:jc w:val="both"/>
+      </w:pPr>
+      <w:r>
+        <w:rPr>
+          <w:rFonts w:ascii="Times New Roman" w:hAnsi="Times New Roman"/>
+          <w:i/>
+          <w:color w:val="FF0000"/>
+          <w:sz w:val="24"/>
+        </w:rPr>
+        <w:t>(г. 1):</w:t>
+      </w:r>
+      <w:r>
+        <w:rPr>
+          <w:rFonts w:ascii="Times New Roman" w:hAnsi="Times New Roman"/>
+          <w:sz w:val="24"/>
+        </w:rPr>
+        <w:t xml:space="preserve"> Як добрі воїни, віруючи однодушно,* ви, святі, не настрахалися гніву мучителів.* Ви охоче прийшли до Христа, взявши чесний хрест* і зверставши дорогу, прийняли небесну перемогу.* Слава тому, хто вас укріпив!* Слава тому, хто вас увінчав!* Слава тому, хто чинить вами зцілення!</w:t>
+      </w:r>
+    </w:p>
+    <w:p>
+      <w:r>
+        <w:rPr>
+          <w:highlight w:val="darkGray"/>
+        </w:rPr>
+        <w:t>//утреня/сідальні_по_першому_славословї/2</w:t>
+      </w:r>
+    </w:p>
+    <w:p>
+      <w:pPr>
+        <w:spacing w:after="120"/>
+        <w:jc w:val="both"/>
+      </w:pPr>
+      <w:r>
+        <w:rPr>
+          <w:rFonts w:ascii="Times New Roman" w:hAnsi="Times New Roman"/>
+          <w:b/>
+          <w:sz w:val="24"/>
+        </w:rPr>
+        <w:t>Слава і нині</w:t>
+      </w:r>
+      <w:r>
+        <w:rPr>
+          <w:rFonts w:ascii="Times New Roman" w:hAnsi="Times New Roman"/>
+          <w:sz w:val="24"/>
+        </w:rPr>
+        <w:t>: Коли Гавриїл звістив тобі, Діво: Радуйся!* − то з цим голосом прийняв тіло Владика в тобі, святім кивоті,* як мовив праведний Давид,* і ти з'явилася просторішою небес, носивши Творця свого.* Слава тому, що оселився в тобі!* Слава тому, що вийшов з тебе!* Слава тому, що визволив нас народженням твоїм!</w:t>
+      </w:r>
+    </w:p>
+    <w:p>
+      <w:r>
+        <w:rPr>
+          <w:highlight w:val="darkGray"/>
+        </w:rPr>
+        <w:t>//утреня/сідальні_по_другому_славословї/1</w:t>
+      </w:r>
+    </w:p>
+    <w:p>
+      <w:pPr>
+        <w:spacing w:after="120"/>
+        <w:jc w:val="both"/>
+      </w:pPr>
+      <w:r>
+        <w:rPr>
+          <w:rFonts w:ascii="Times New Roman" w:hAnsi="Times New Roman"/>
+          <w:i/>
+          <w:color w:val="FF0000"/>
+          <w:sz w:val="24"/>
+        </w:rPr>
+        <w:t>(г. 1):</w:t>
+      </w:r>
+      <w:r>
+        <w:rPr>
+          <w:rFonts w:ascii="Times New Roman" w:hAnsi="Times New Roman"/>
+          <w:sz w:val="24"/>
+        </w:rPr>
+        <w:t xml:space="preserve"> Молімо усі мучеників Христових* та з вірою й любов'ю приходімо до них;* вони бо, як захисники віри, бісівські полки проганяють,* і за наше спасіння просять,* роздаючи благодать оздоровлень.</w:t>
+      </w:r>
+    </w:p>
+    <w:p>
+      <w:r>
+        <w:rPr>
+          <w:highlight w:val="darkGray"/>
+        </w:rPr>
+        <w:t>//утреня/сідальні_по_другому_славословї/2</w:t>
+      </w:r>
+    </w:p>
+    <w:p>
+      <w:pPr>
+        <w:spacing w:after="120"/>
+        <w:jc w:val="both"/>
+      </w:pPr>
+      <w:r>
+        <w:rPr>
+          <w:rFonts w:ascii="Times New Roman" w:hAnsi="Times New Roman"/>
+          <w:b/>
+          <w:sz w:val="24"/>
+        </w:rPr>
+        <w:t>Слава і нині:</w:t>
+      </w:r>
+      <w:r>
+        <w:rPr>
+          <w:rFonts w:ascii="Times New Roman" w:hAnsi="Times New Roman"/>
+          <w:sz w:val="24"/>
+        </w:rPr>
+        <w:t xml:space="preserve"> Єдина могутня й ласкава* провіднице людського роду, Богородице Діво!* Моли безперестанно з пророками і мучениками,* із святителями, посниками й преподобними того,* кого ти надприродно породила, Бога-Слово,* щоб усі спаслися.</w:t>
+      </w:r>
+    </w:p>
+    <w:p>
+      <w:r>
+        <w:rPr>
+          <w:highlight w:val="darkGray"/>
+        </w:rPr>
+        <w:t>//утреня/світильні/1</w:t>
+      </w:r>
+    </w:p>
+    <w:p>
+      <w:pPr>
+        <w:spacing w:after="120"/>
+        <w:jc w:val="both"/>
+      </w:pPr>
+      <w:r>
+        <w:rPr>
+          <w:rFonts w:ascii="Times New Roman" w:hAnsi="Times New Roman"/>
+          <w:sz w:val="24"/>
+        </w:rPr>
+        <w:t>Пророки преславні, блаженні апостоли, праведні патріярхи,* святковий соборе єрархів, преподобних, праведних, зборе жінок* і всі святі мученики!* З Богоматір'ю моліться Господеві, щоб помилував слуг ваших.</w:t>
+      </w:r>
+    </w:p>
+    <w:p>
+      <w:r>
+        <w:rPr>
+          <w:highlight w:val="darkGray"/>
+        </w:rPr>
+        <w:t>//утреня/світильні/2</w:t>
+      </w:r>
+    </w:p>
+    <w:p>
+      <w:pPr>
+        <w:spacing w:after="120"/>
+        <w:jc w:val="both"/>
+      </w:pPr>
+      <w:r>
+        <w:rPr>
+          <w:rFonts w:ascii="Times New Roman" w:hAnsi="Times New Roman"/>
+          <w:b/>
+          <w:sz w:val="24"/>
+        </w:rPr>
+        <w:t>Слава і нині</w:t>
+      </w:r>
+      <w:r>
+        <w:rPr>
+          <w:rFonts w:ascii="Times New Roman" w:hAnsi="Times New Roman"/>
+          <w:sz w:val="24"/>
+        </w:rPr>
+        <w:t>: Насолодо ангелів, терплячих радосте, християн заступнице, Діво і Мати Господня!* Заступайся за нас і визволи від мук вічних.</w:t>
+      </w:r>
+    </w:p>
+    <w:p>
+      <w:r>
+        <w:rPr>
+          <w:highlight w:val="darkGray"/>
+        </w:rPr>
+        <w:t>//утреня/стиховня/стихири/1</w:t>
+      </w:r>
+    </w:p>
+    <w:p>
+      <w:pPr>
+        <w:spacing w:after="120"/>
+        <w:jc w:val="both"/>
+      </w:pPr>
+      <w:r>
+        <w:rPr>
+          <w:rFonts w:ascii="Times New Roman" w:hAnsi="Times New Roman"/>
+          <w:i/>
+          <w:color w:val="FF0000"/>
+          <w:sz w:val="24"/>
+        </w:rPr>
+        <w:t>(г. 1):</w:t>
+      </w:r>
+      <w:r>
+        <w:rPr>
+          <w:rFonts w:ascii="Times New Roman" w:hAnsi="Times New Roman"/>
+          <w:sz w:val="24"/>
+        </w:rPr>
+        <w:t xml:space="preserve"> Прийдіть, усі люди, пошануймо співанками й духовними піснями* Христових страстотерпців,* світильників світу і проповідників віри,* завжди пливуче джерело, що виточує вірним зцілення.* Їхніми молитвами, Христе, Боже наш, дай мир твоєму світові* і душам нашим велику милість.</w:t>
+      </w:r>
+    </w:p>
+    <w:p>
+      <w:r>
+        <w:rPr>
+          <w:highlight w:val="darkGray"/>
+        </w:rPr>
+        <w:t>//утреня/стиховня/стихири/2</w:t>
+      </w:r>
+    </w:p>
+    <w:p>
+      <w:pPr>
+        <w:spacing w:after="120"/>
+        <w:jc w:val="both"/>
+      </w:pPr>
+      <w:r>
+        <w:rPr>
+          <w:rFonts w:ascii="Times New Roman" w:hAnsi="Times New Roman"/>
+          <w:i/>
+          <w:color w:val="FF0000"/>
+          <w:sz w:val="24"/>
+        </w:rPr>
+        <w:t>Стих:</w:t>
+      </w:r>
+      <w:r>
+        <w:rPr>
+          <w:rFonts w:ascii="Times New Roman" w:hAnsi="Times New Roman"/>
+          <w:i/>
+          <w:sz w:val="24"/>
+        </w:rPr>
+        <w:t xml:space="preserve"> </w:t>
+      </w:r>
+      <w:r>
+        <w:rPr>
+          <w:rFonts w:ascii="Times New Roman" w:hAnsi="Times New Roman"/>
+          <w:sz w:val="24"/>
+          <w:u w:val="single"/>
+        </w:rPr>
+        <w:t>Насити нас уранці милістю твоєю, Господи, щоб ми раділи й веселились по всі дні наші. Звесели нас мірою днів, за яких ти засмутив нас, мірою літ, що в них ми зазнали горя.* Нехай виявиться твоїм слугам твоє діло, і слава твоя – їхнім дітям.</w:t>
+      </w:r>
+    </w:p>
+    <w:p>
+      <w:r>
+        <w:rPr>
+          <w:highlight w:val="darkGray"/>
+        </w:rPr>
+        <w:t>//утреня/стиховня/стихири/3</w:t>
+      </w:r>
+    </w:p>
+    <w:p>
+      <w:pPr>
+        <w:spacing w:after="120"/>
+        <w:jc w:val="both"/>
+      </w:pPr>
+      <w:r>
+        <w:rPr>
+          <w:rFonts w:ascii="Times New Roman" w:hAnsi="Times New Roman"/>
+          <w:sz w:val="24"/>
+        </w:rPr>
+        <w:t>Ці воїни великого Царя супротивлялися наказам мучителів,* відважно пішли на муки* і потоптали всі обмани та й були достойно увінчані;* тому просять у Спаса миру душам нашим* і великої милости.</w:t>
+      </w:r>
+    </w:p>
+    <w:p>
+      <w:r>
+        <w:rPr>
+          <w:highlight w:val="darkGray"/>
+        </w:rPr>
+        <w:t>//утреня/стиховня/стихири/4</w:t>
+      </w:r>
+    </w:p>
+    <w:p>
+      <w:pPr>
+        <w:spacing w:after="120"/>
+        <w:jc w:val="both"/>
+      </w:pPr>
+      <w:r>
+        <w:rPr>
+          <w:rFonts w:ascii="Times New Roman" w:hAnsi="Times New Roman"/>
+          <w:i/>
+          <w:color w:val="FF0000"/>
+          <w:sz w:val="24"/>
+        </w:rPr>
+        <w:t xml:space="preserve">Стих: </w:t>
+      </w:r>
+      <w:r>
+        <w:rPr>
+          <w:rFonts w:ascii="Times New Roman" w:hAnsi="Times New Roman"/>
+          <w:sz w:val="24"/>
+          <w:u w:val="single"/>
+        </w:rPr>
+        <w:t xml:space="preserve">І ласка Господа, Бога нашого, нехай буде над нами,* і стверди діло рук наших; стверди його – діло рук наших. </w:t>
+      </w:r>
+    </w:p>
+    <w:p>
+      <w:r>
+        <w:rPr>
+          <w:highlight w:val="darkGray"/>
+        </w:rPr>
+        <w:t>//утреня/стиховня/стихири/5</w:t>
+      </w:r>
+    </w:p>
+    <w:p>
+      <w:pPr>
+        <w:spacing w:after="120"/>
+        <w:jc w:val="both"/>
+      </w:pPr>
+      <w:r>
+        <w:rPr>
+          <w:rFonts w:ascii="Times New Roman" w:hAnsi="Times New Roman"/>
+          <w:sz w:val="24"/>
+        </w:rPr>
+        <w:t>Вас, всехвальні мученики,* не змогли від Бога відділити ні скорбота, ні тіснота,* ні голодування, ні переслідування, ані рани,* ні лютість звірів, ні меч, ні вогонь.* Ви радше з любови до нього,* немовби в чужих тілах змагалися,* забувши природу і смертю згордивши.* Тому й прийняли ви достойну нагороду за ваші страждання* і стали спадкоємцями небесного царства;* моліться безперестанно за душі наші.</w:t>
+      </w:r>
+    </w:p>
+    <w:p>
+      <w:r>
+        <w:rPr>
+          <w:highlight w:val="darkGray"/>
+        </w:rPr>
+        <w:t>//утреня/стиховня/стихири/6</w:t>
+      </w:r>
+    </w:p>
+    <w:p>
+      <w:pPr>
+        <w:spacing w:after="120"/>
+        <w:jc w:val="both"/>
+      </w:pPr>
+      <w:r>
+        <w:rPr>
+          <w:rFonts w:ascii="Times New Roman" w:hAnsi="Times New Roman"/>
+          <w:b/>
+          <w:sz w:val="24"/>
+        </w:rPr>
+        <w:t>Слава і нині</w:t>
+      </w:r>
+      <w:r>
+        <w:rPr>
+          <w:rFonts w:ascii="Times New Roman" w:hAnsi="Times New Roman"/>
+          <w:sz w:val="24"/>
+        </w:rPr>
+        <w:t>: Радуйся з-поміж нас найсвятіша Богородице Діво,* чиста посудино всієї вселенної, свіче невгасна,* приміщення Невмістимого, храме незнищимий!* Радуйся, бо з тебе народився Божий Агнець,* що забирає гріхи всього світу!</w:t>
       </w:r>
     </w:p>
     <w:sectPr>
